--- a/spa/docx/23.content.docx
+++ b/spa/docx/23.content.docx
@@ -235,7 +235,7 @@
         <w:rPr>
           <w:lang w:val="es_ES" w:bidi="es_ES"/>
         </w:rPr>
-        <w:t xml:space="preserve"> Escuchen, cielo y tierra, lo que dice el Señor: —Crié hijos y los hice crecer, pero ellos se rebelaron contra mí.</w:t>
+        <w:t xml:space="preserve"> Escuchen, cielo y tierra, lo que dice el Señor: —Crie hijos y los hice crecer, pero ellos se rebelaron contra mí.</w:t>
       </w:r>
     </w:p>
     <w:p>
@@ -292,7 +292,7 @@
           <w:vertAlign w:val="superscript"/>
           <w:lang w:val="es_ES" w:bidi="es_ES"/>
         </w:rPr>
-        <w:t>6</w:t>
+        <w:t>5-6</w:t>
       </w:r>
       <w:r>
         <w:rPr>
@@ -403,28 +403,28 @@
         <w:rPr>
           <w:lang w:val="es_ES" w:bidi="es_ES"/>
         </w:rPr>
-        <w:t xml:space="preserve"> El Señor dice:—Estoy harto de sus sacrificios. No quiero más carneros engordados ni la sangre de sus ofrendas.</w:t>
-      </w:r>
-    </w:p>
-    <w:p>
-      <w:pPr/>
-      <w:r>
-        <w:rPr>
-          <w:lang w:val="es_ES" w:bidi="es_ES"/>
-        </w:rPr>
-      </w:r>
-      <w:r>
-        <w:rPr>
-          <w:vertAlign w:val="superscript"/>
-          <w:lang w:val="es_ES" w:bidi="es_ES"/>
-        </w:rPr>
-        <w:t>13</w:t>
-      </w:r>
-      <w:r>
-        <w:rPr>
-          <w:lang w:val="es_ES" w:bidi="es_ES"/>
-        </w:rPr>
-        <w:t xml:space="preserve"> ¿Por qué habría de querer sus sacrificios si ni siquiera se lamentan por sus pecados? El incienso que me traen me resulta repugnante. Sus celebraciones de luna nueva, sus sábados y sus asambleas especiales, no los soporto. Son reuniones llenas de maldad.</w:t>
+        <w:t xml:space="preserve"> El Señor dice: —Estoy harto de sus sacrificios. No quiero más carneros engordados ni la sangre de sus ofrendas.</w:t>
+      </w:r>
+    </w:p>
+    <w:p>
+      <w:pPr/>
+      <w:r>
+        <w:rPr>
+          <w:lang w:val="es_ES" w:bidi="es_ES"/>
+        </w:rPr>
+      </w:r>
+      <w:r>
+        <w:rPr>
+          <w:vertAlign w:val="superscript"/>
+          <w:lang w:val="es_ES" w:bidi="es_ES"/>
+        </w:rPr>
+        <w:t>12-13</w:t>
+      </w:r>
+      <w:r>
+        <w:rPr>
+          <w:lang w:val="es_ES" w:bidi="es_ES"/>
+        </w:rPr>
+        <w:t xml:space="preserve"> ¿Por qué habría de querer sus sacrificios si ni siquiera se lamentan por sus pecados? El incienso que me traen me resulta repugnante. Sus celebraciones de luna nueva, sus días de reposo y sus asambleas especiales, no los soporto. Son reuniones llenas de maldad.</w:t>
       </w:r>
     </w:p>
     <w:p>
@@ -529,7 +529,7 @@
         <w:rPr>
           <w:lang w:val="es_ES" w:bidi="es_ES"/>
         </w:rPr>
-        <w:t xml:space="preserve"> »Vengan, ajustemos cuentas. Aunque sus pecados sean rojos como escarlata, quedarán blancos como la nieve. Aunque sean como el carmesí, se volverán como la lana.</w:t>
+        <w:t xml:space="preserve"> »Vengan, ajustemos cuentas. Aunque sus pecados sean rojos como la grana, quedarán blancos como la nieve. Aunque sean como la escarlata, se volverán como la lana.</w:t>
       </w:r>
     </w:p>
     <w:p>
@@ -655,7 +655,7 @@
         <w:rPr>
           <w:lang w:val="es_ES" w:bidi="es_ES"/>
         </w:rPr>
-        <w:t xml:space="preserve"> Por eso, el Señor, el Todopoderoso, el Poderoso de Israel, dice:—¡Voy a desahogar mi ira contra mis enemigos! ¡Voy a vengarme de mis adversarios!</w:t>
+        <w:t xml:space="preserve"> Por eso, el Señor, el Todopoderoso, el Poderoso de Israel, dice: —¡Voy a desahogar mi ira contra mis enemigos! ¡Voy a vengarme de mis adversarios!</w:t>
       </w:r>
     </w:p>
     <w:p>
@@ -881,7 +881,7 @@
         <w:rPr>
           <w:lang w:val="es_ES" w:bidi="es_ES"/>
         </w:rPr>
-        <w:t xml:space="preserve"> Muchos vendrán y dirán:—Vamos, subamos al monte del Señor, al templo del Dios de Jacob. Allí él nos enseñará sus caminos para que andemos por sus sendas.De Sion saldrá la ley; de Jerusalén, la palabra del Señor.</w:t>
+        <w:t xml:space="preserve"> Muchos vendrán y dirán: —Vamos, subamos al monte del Señor, al templo del Dios de Jacob. Allí él nos enseñará sus caminos para que andemos por sus sendas. De Sion saldrá la ley; de Jerusalén, la palabra del Señor.</w:t>
       </w:r>
     </w:p>
     <w:p>
@@ -1422,7 +1422,7 @@
         <w:rPr>
           <w:lang w:val="es_ES" w:bidi="es_ES"/>
         </w:rPr>
-        <w:t xml:space="preserve"> En aquellos días un hombre le dirá a su hermano:—Tú tienes ropa de sobra; gobierna sobre nosotros y hazte cargo de este desastre.</w:t>
+        <w:t xml:space="preserve"> En aquellos días un hombre le dirá a su hermano: —Tú tienes ropa de sobra; gobierna sobre nosotros y hazte cargo de este desastre.</w:t>
       </w:r>
     </w:p>
     <w:p>
@@ -1443,7 +1443,7 @@
         <w:rPr>
           <w:lang w:val="es_ES" w:bidi="es_ES"/>
         </w:rPr>
-        <w:t xml:space="preserve"> Pero el otro responderá:—¡No! No puedo ayudarlos. No tengo ni comida ni ropa. ¡No me hagan gobernante!</w:t>
+        <w:t xml:space="preserve"> Pero el otro responderá: —¡No! No puedo ayudarlos. No tengo ni comida ni ropa. ¡No me hagan gobernante!</w:t>
       </w:r>
     </w:p>
     <w:p>
@@ -1527,7 +1527,7 @@
         <w:rPr>
           <w:lang w:val="es_ES" w:bidi="es_ES"/>
         </w:rPr>
-        <w:t xml:space="preserve"> Pero al malvado díganle:—¡Ay de ti! Te irá mal. Recibirás el pago de lo que has hecho.</w:t>
+        <w:t xml:space="preserve"> Pero al malvado díganle: —¡Ay de ti! Te irá mal. Recibirás el pago de lo que has hecho.</w:t>
       </w:r>
     </w:p>
     <w:p>
@@ -1611,7 +1611,7 @@
         <w:rPr>
           <w:lang w:val="es_ES" w:bidi="es_ES"/>
         </w:rPr>
-        <w:t xml:space="preserve"> El Señor Todopoderoso entra en juicio contra los ancianos de su pueblo y contra sus jefes. Les dice:—¿Cómo se atreven a oprimir así a mi pueblo? ¿Cómo se atreven a aplastar el rostro de los pobres?</w:t>
+        <w:t xml:space="preserve"> El Señor Todopoderoso entra en juicio contra los ancianos de su pueblo y contra sus jefes. Les dice: —¿Cómo se atreven a oprimir así a mi pueblo? ¿Cómo se atreven a aplastar el rostro de los pobres?</w:t>
       </w:r>
     </w:p>
     <w:p>
@@ -1815,7 +1815,7 @@
           <w:vertAlign w:val="superscript"/>
           <w:lang w:val="es_ES" w:bidi="es_ES"/>
         </w:rPr>
-        <w:t>26</w:t>
+        <w:t>25-26</w:t>
       </w:r>
       <w:r>
         <w:rPr>
@@ -1858,22 +1858,22 @@
         <w:rPr>
           <w:lang w:val="es_ES" w:bidi="es_ES"/>
         </w:rPr>
-        <w:t xml:space="preserve"> En aquel día, 7 mujeres agarrarán a un solo hombre y le dirán:—Nosotras comeremos nuestro propio pan y nos vestiremos con nuestra propia ropa. Solo déjanos llevar tu nombre para quitarnos la vergüenza de no tener marido.</w:t>
-      </w:r>
-    </w:p>
-    <w:p>
-      <w:pPr/>
-      <w:r>
-        <w:rPr>
-          <w:lang w:val="es_ES" w:bidi="es_ES"/>
-        </w:rPr>
-      </w:r>
-      <w:r>
-        <w:rPr>
-          <w:vertAlign w:val="superscript"/>
-          <w:lang w:val="es_ES" w:bidi="es_ES"/>
-        </w:rPr>
-        <w:t>4</w:t>
+        <w:t xml:space="preserve"> En aquel día, 7 mujeres agarrarán a un solo hombre y le dirán: —Nosotras comeremos nuestro propio pan y nos vestiremos con nuestra propia ropa. Solo déjanos llevar tu nombre para quitarnos la vergüenza de no tener marido.</w:t>
+      </w:r>
+    </w:p>
+    <w:p>
+      <w:pPr/>
+      <w:r>
+        <w:rPr>
+          <w:lang w:val="es_ES" w:bidi="es_ES"/>
+        </w:rPr>
+      </w:r>
+      <w:r>
+        <w:rPr>
+          <w:vertAlign w:val="superscript"/>
+          <w:lang w:val="es_ES" w:bidi="es_ES"/>
+        </w:rPr>
+        <w:t>2-4</w:t>
       </w:r>
       <w:r>
         <w:rPr>
@@ -1958,7 +1958,7 @@
         <w:rPr>
           <w:lang w:val="es_ES" w:bidi="es_ES"/>
         </w:rPr>
-        <w:t xml:space="preserve"> Ahora cantaré para mi amado. Cantaré un canto sobre su viña.Mi amado tenía una viña en una colina muy fértil.</w:t>
+        <w:t xml:space="preserve"> Ahora cantaré para mi amado. Cantaré un canto sobre su viña. Mi amado tenía una viña en una colina muy fértil.</w:t>
       </w:r>
     </w:p>
     <w:p>
@@ -2126,7 +2126,7 @@
         <w:rPr>
           <w:lang w:val="es_ES" w:bidi="es_ES"/>
         </w:rPr>
-        <w:t xml:space="preserve"> El Señor Todopoderoso me lo ha revelado:—Muchas casas quedarán desoladas. Las casas grandes y hermosas quedarán sin habitantes.</w:t>
+        <w:t xml:space="preserve"> El Señor Todopoderoso me lo ha revelado: —Muchas casas quedarán desoladas. Las casas grandes y hermosas quedarán sin habitantes.</w:t>
       </w:r>
     </w:p>
     <w:p>
@@ -2646,7 +2646,7 @@
         <w:rPr>
           <w:lang w:val="es_ES" w:bidi="es_ES"/>
         </w:rPr>
-        <w:t xml:space="preserve"> Se decían unos a otros:—Santo, santo, santo es el Señor de los ejércitos; toda la tierra está llena de su gloria.</w:t>
+        <w:t xml:space="preserve"> Se decían unos a otros: —Santo, santo, santo es el Señor de los ejércitos; toda la tierra está llena de su gloria.</w:t>
       </w:r>
     </w:p>
     <w:p>
@@ -2688,7 +2688,7 @@
         <w:rPr>
           <w:lang w:val="es_ES" w:bidi="es_ES"/>
         </w:rPr>
-        <w:t xml:space="preserve"> Entonces dije:—¡Oh! ¡Estoy perdido! Soy un hombre de labios impuros y vivo en medio de un pueblo de labios impuros. ¡Mis ojos han visto al Rey, al Señor Todopoderoso!</w:t>
+        <w:t xml:space="preserve"> Entonces dije: —¡Oh! ¡Estoy perdido! Soy un hombre de labios impuros y vivo en medio de un pueblo de labios impuros. ¡Mis ojos han visto al Rey, al Señor Todopoderoso!</w:t>
       </w:r>
     </w:p>
     <w:p>
@@ -2730,7 +2730,7 @@
         <w:rPr>
           <w:lang w:val="es_ES" w:bidi="es_ES"/>
         </w:rPr>
-        <w:t xml:space="preserve"> Se acercó a mí y tocó mis labios con ella. Me dijo:—Mira, esto ha tocado tus labios. Tu culpa ha sido quitada y tu pecado ha sido perdonado.</w:t>
+        <w:t xml:space="preserve"> Se acercó a mí y tocó mis labios con ella. Me dijo: —Mira, esto ha tocado tus labios. Tu culpa ha sido quitada y tu pecado ha sido perdonado.</w:t>
       </w:r>
     </w:p>
     <w:p>
@@ -2751,7 +2751,7 @@
         <w:rPr>
           <w:lang w:val="es_ES" w:bidi="es_ES"/>
         </w:rPr>
-        <w:t xml:space="preserve"> Entonces oí la voz del Señor que decía:—¿A quién enviaré? ¿Quién irá por nosotros?Y yo dije:—Aquí estoy. Envíame a mí.</w:t>
+        <w:t xml:space="preserve"> Entonces oí la voz del Señor que decía: —¿A quién enviaré? ¿Quién irá por nosotros? Y yo dije: —Aquí estoy. Envíame a mí.</w:t>
       </w:r>
     </w:p>
     <w:p>
@@ -2772,7 +2772,7 @@
         <w:rPr>
           <w:lang w:val="es_ES" w:bidi="es_ES"/>
         </w:rPr>
-        <w:t xml:space="preserve"> Él dijo:—Ve y dile a este pueblo: "Oirán una y otra vez, pero no entenderán. Verán una y otra vez, pero no comprenderán".</w:t>
+        <w:t xml:space="preserve"> Él dijo: —Ve y dile a este pueblo: “Oirán una y otra vez, pero no entenderán. Verán una y otra vez, pero no comprenderán”.</w:t>
       </w:r>
     </w:p>
     <w:p>
@@ -2935,7 +2935,7 @@
         <w:rPr>
           <w:lang w:val="es_ES" w:bidi="es_ES"/>
         </w:rPr>
-        <w:t xml:space="preserve"> Entonces el Señor le ordenó a Isaías:—Ve al encuentro del rey Acaz. Lleva contigo a tu hijo Sear Yasub. Encontrarás al rey al final del canal que viene del estanque superior, en el camino que lleva al campo del lavandero.</w:t>
+        <w:t xml:space="preserve"> Entonces el Señor le ordenó a Isaías: —Ve al encuentro del rey Acaz. Lleva contigo a tu hijo Sear Yasub. Encontrarás al rey al final del canal que viene del estanque superior, en el camino que lleva al campo del lavandero.</w:t>
       </w:r>
     </w:p>
     <w:p>
@@ -2998,7 +2998,7 @@
         <w:rPr>
           <w:lang w:val="es_ES" w:bidi="es_ES"/>
         </w:rPr>
-        <w:t xml:space="preserve"> "Subiremos contra Judá y sembraremos el terror en su pueblo. Luego conquistaremos Jerusalén y pondremos como rey al hijo de Tabel".</w:t>
+        <w:t xml:space="preserve"> "Subiremos contra Judá y sembraremos el terror en su pueblo. Luego conquistaremos Jerusalén y pondremos como rey al hijo de Tabel”.</w:t>
       </w:r>
     </w:p>
     <w:p>
@@ -3124,7 +3124,7 @@
         <w:rPr>
           <w:lang w:val="es_ES" w:bidi="es_ES"/>
         </w:rPr>
-        <w:t xml:space="preserve"> Pero el rey se negó y dijo:—No pondré a prueba al Señor pidiéndole algo así.</w:t>
+        <w:t xml:space="preserve"> Pero el rey se negó y dijo: —No pondré a prueba al Señor pidiéndole algo así.</w:t>
       </w:r>
     </w:p>
     <w:p>
@@ -3145,7 +3145,7 @@
         <w:rPr>
           <w:lang w:val="es_ES" w:bidi="es_ES"/>
         </w:rPr>
-        <w:t xml:space="preserve"> Entonces Isaías respondió:—Escuchen, descendientes de David, ¿no les basta con agotar la paciencia de los seres humanos? ¿También tienen que agotar la paciencia de Dios?</w:t>
+        <w:t xml:space="preserve"> Entonces Isaías respondió: —Escuchen, descendientes de David, ¿no les basta con agotar la paciencia de los seres humanos? ¿También tienen que agotar la paciencia de Dios?</w:t>
       </w:r>
     </w:p>
     <w:p>
@@ -3166,22 +3166,22 @@
         <w:rPr>
           <w:lang w:val="es_ES" w:bidi="es_ES"/>
         </w:rPr>
-        <w:t xml:space="preserve"> El Señor mismo les dará la señal: ¡una joven quedará embarazada y dará a luz un hijo! Ella le pondrá por nombre Emanuel.1</w:t>
-      </w:r>
-    </w:p>
-    <w:p>
-      <w:pPr/>
-      <w:r>
-        <w:rPr>
-          <w:lang w:val="es_ES" w:bidi="es_ES"/>
-        </w:rPr>
-      </w:r>
-      <w:r>
-        <w:rPr>
-          <w:vertAlign w:val="superscript"/>
-          <w:lang w:val="es_ES" w:bidi="es_ES"/>
-        </w:rPr>
-        <w:t>16</w:t>
+        <w:t xml:space="preserve"> El Señor mismo les dará la señal: ¡una joven virgen quedará embarazada y dará a luz un hijo! Ella le pondrá por nombre Emanuel.</w:t>
+      </w:r>
+    </w:p>
+    <w:p>
+      <w:pPr/>
+      <w:r>
+        <w:rPr>
+          <w:lang w:val="es_ES" w:bidi="es_ES"/>
+        </w:rPr>
+      </w:r>
+      <w:r>
+        <w:rPr>
+          <w:vertAlign w:val="superscript"/>
+          <w:lang w:val="es_ES" w:bidi="es_ES"/>
+        </w:rPr>
+        <w:t>15-16</w:t>
       </w:r>
       <w:r>
         <w:rPr>
@@ -3286,7 +3286,7 @@
           <w:vertAlign w:val="superscript"/>
           <w:lang w:val="es_ES" w:bidi="es_ES"/>
         </w:rPr>
-        <w:t>22</w:t>
+        <w:t>21-22</w:t>
       </w:r>
       <w:r>
         <w:rPr>
@@ -3392,7 +3392,7 @@
         <w:rPr>
           <w:lang w:val="es_ES" w:bidi="es_ES"/>
         </w:rPr>
-        <w:t xml:space="preserve"> El Señor me dio otro mensaje:—Toma una tabla grande y escribe en ella con letras claras: "Maher Salal Jasbaz".1</w:t>
+        <w:t xml:space="preserve"> El Señor me dio otro mensaje: —Toma una tabla grande y escribe en ella con letras claras: “Maher Salal Jasbaz”.</w:t>
       </w:r>
     </w:p>
     <w:p>
@@ -3512,7 +3512,7 @@
           <w:vertAlign w:val="superscript"/>
           <w:lang w:val="es_ES" w:bidi="es_ES"/>
         </w:rPr>
-        <w:t>8</w:t>
+        <w:t>7-8</w:t>
       </w:r>
       <w:r>
         <w:rPr>
@@ -3533,13 +3533,13 @@
           <w:vertAlign w:val="superscript"/>
           <w:lang w:val="es_ES" w:bidi="es_ES"/>
         </w:rPr>
-        <w:t>10</w:t>
-      </w:r>
-      <w:r>
-        <w:rPr>
-          <w:lang w:val="es_ES" w:bidi="es_ES"/>
-        </w:rPr>
-        <w:t xml:space="preserve"> Escuchen esto, todos nuestros enemigos. Alístense para hacernos la guerra, y perecerán. ¡Sí, perecerán, serán destrozados! Reúnan sus consejos de guerra, desarrollen su estrategia, preparen planes de ataque contra nosotros, ¡y fracasarán! Porque Dios está con nosotros.</w:t>
+        <w:t>9-10</w:t>
+      </w:r>
+      <w:r>
+        <w:rPr>
+          <w:lang w:val="es_ES" w:bidi="es_ES"/>
+        </w:rPr>
+        <w:t xml:space="preserve"> Escuchen esto, todos nuestros enemigos. Alístense para hacernos la guerra, y perecerán. ¡Sí, perecerán, serán destrozados! Reúnan sus consejos de guerra, desarrollen su estrategia, preparen planes de ataque contra nosotros, ¡y fracasarán! Fracasarán porque Dios está con nosotros.</w:t>
       </w:r>
     </w:p>
     <w:p>
@@ -3617,7 +3617,7 @@
           <w:vertAlign w:val="superscript"/>
           <w:lang w:val="es_ES" w:bidi="es_ES"/>
         </w:rPr>
-        <w:t>15</w:t>
+        <w:t>14-15</w:t>
       </w:r>
       <w:r>
         <w:rPr>
@@ -3948,28 +3948,28 @@
           <w:vertAlign w:val="superscript"/>
           <w:lang w:val="es_ES" w:bidi="es_ES"/>
         </w:rPr>
-        <w:t>10</w:t>
-      </w:r>
-      <w:r>
-        <w:rPr>
-          <w:lang w:val="es_ES" w:bidi="es_ES"/>
-        </w:rPr>
-        <w:t xml:space="preserve"> El Señor ha hablado contra Israel. Israel dice que, aunque su tierra está en ruinas, la reconstruirá mejor que antes. Dicen:—Han caído nuestros vigas de higuera, pero las pondremos de cedro.</w:t>
-      </w:r>
-    </w:p>
-    <w:p>
-      <w:pPr/>
-      <w:r>
-        <w:rPr>
-          <w:lang w:val="es_ES" w:bidi="es_ES"/>
-        </w:rPr>
-      </w:r>
-      <w:r>
-        <w:rPr>
-          <w:vertAlign w:val="superscript"/>
-          <w:lang w:val="es_ES" w:bidi="es_ES"/>
-        </w:rPr>
-        <w:t>12</w:t>
+        <w:t>8-10</w:t>
+      </w:r>
+      <w:r>
+        <w:rPr>
+          <w:lang w:val="es_ES" w:bidi="es_ES"/>
+        </w:rPr>
+        <w:t xml:space="preserve"> El Señor ha hablado contra Israel. Israel dice que, aunque su tierra está en ruinas, la reconstruirá mejor que antes. Dicen: —Han caído nuestros vigas de higuera, pero las pondremos de cedro.</w:t>
+      </w:r>
+    </w:p>
+    <w:p>
+      <w:pPr/>
+      <w:r>
+        <w:rPr>
+          <w:lang w:val="es_ES" w:bidi="es_ES"/>
+        </w:rPr>
+      </w:r>
+      <w:r>
+        <w:rPr>
+          <w:vertAlign w:val="superscript"/>
+          <w:lang w:val="es_ES" w:bidi="es_ES"/>
+        </w:rPr>
+        <w:t>11-12</w:t>
       </w:r>
       <w:r>
         <w:rPr>
@@ -4011,7 +4011,7 @@
           <w:vertAlign w:val="superscript"/>
           <w:lang w:val="es_ES" w:bidi="es_ES"/>
         </w:rPr>
-        <w:t>15</w:t>
+        <w:t>14-15</w:t>
       </w:r>
       <w:r>
         <w:rPr>
@@ -4095,7 +4095,7 @@
           <w:vertAlign w:val="superscript"/>
           <w:lang w:val="es_ES" w:bidi="es_ES"/>
         </w:rPr>
-        <w:t>20</w:t>
+        <w:t>19-20</w:t>
       </w:r>
       <w:r>
         <w:rPr>
@@ -4237,13 +4237,13 @@
           <w:vertAlign w:val="superscript"/>
           <w:lang w:val="es_ES" w:bidi="es_ES"/>
         </w:rPr>
-        <w:t>6</w:t>
-      </w:r>
-      <w:r>
-        <w:rPr>
-          <w:lang w:val="es_ES" w:bidi="es_ES"/>
-        </w:rPr>
-        <w:t xml:space="preserve"> Dice el Señor:—¡Ay de Asiria, la vara de mi ira! El bastón que tiene en su mano es mi furor. La envío contra una nación impía. La lanzo contra el pueblo que provoca mi enojo para que lo saquee, lo despoje y lo pisotee como barro.</w:t>
+        <w:t>5-6</w:t>
+      </w:r>
+      <w:r>
+        <w:rPr>
+          <w:lang w:val="es_ES" w:bidi="es_ES"/>
+        </w:rPr>
+        <w:t xml:space="preserve"> Dice el Señor: —¡Ay de Asiria, la vara de mi ira! El bastón que tiene en su mano es mi furor. La envío contra una nación impía. La lanzo contra el pueblo que provoca mi enojo para que lo saquee, lo despoje y lo pisotee como barro.</w:t>
       </w:r>
     </w:p>
     <w:p>
@@ -4285,7 +4285,7 @@
         <w:rPr>
           <w:lang w:val="es_ES" w:bidi="es_ES"/>
         </w:rPr>
-        <w:t xml:space="preserve"> Dice: "Cada uno de mis comandantes es como un rey.</w:t>
+        <w:t xml:space="preserve"> Dice: “Cada uno de mis comandantes es como un rey.</w:t>
       </w:r>
     </w:p>
     <w:p>
@@ -4348,7 +4348,7 @@
         <w:rPr>
           <w:lang w:val="es_ES" w:bidi="es_ES"/>
         </w:rPr>
-        <w:t xml:space="preserve"> ¿Acaso no haré con Jerusalén y sus ídolos lo mismo que hice con Samaria y sus dioses?".</w:t>
+        <w:t xml:space="preserve"> ¿Acaso no haré con Jerusalén y sus ídolos lo mismo que hice con Samaria y sus dioses?”.</w:t>
       </w:r>
     </w:p>
     <w:p>
@@ -4390,7 +4390,7 @@
         <w:rPr>
           <w:lang w:val="es_ES" w:bidi="es_ES"/>
         </w:rPr>
-        <w:t xml:space="preserve"> El rey de Asiria dice:—He logrado esto por mi propia fuerza y sabiduría, porque soy inteligente. Cambié las fronteras de las naciones, saqueé sus tesoros y derroqué a sus reyes como un hombre poderoso.</w:t>
+        <w:t xml:space="preserve"> El rey de Asiria dice: —He logrado esto por mi propia fuerza y sabiduría, porque soy inteligente. Cambié las fronteras de las naciones, saqueé sus tesoros y derroqué a sus reyes como un hombre poderoso.</w:t>
       </w:r>
     </w:p>
     <w:p>
@@ -4621,7 +4621,7 @@
         <w:rPr>
           <w:lang w:val="es_ES" w:bidi="es_ES"/>
         </w:rPr>
-        <w:t xml:space="preserve"> Por eso, el Señor Dios Todopoderoso dice:—Pueblo mío que habitas en Sion, no temas a los asirios cuando te golpeen con la vara y levanten contra ti su bastón, como lo hizo Egipto.</w:t>
+        <w:t xml:space="preserve"> Por eso, el Señor Dios Todopoderoso dice: —Pueblo mío que habitas en Sion, no temas a los asirios cuando te golpeen con la vara y levanten contra ti su bastón, como lo hizo Egipto.</w:t>
       </w:r>
     </w:p>
     <w:p>
@@ -4699,13 +4699,13 @@
           <w:vertAlign w:val="superscript"/>
           <w:lang w:val="es_ES" w:bidi="es_ES"/>
         </w:rPr>
-        <w:t>29</w:t>
-      </w:r>
-      <w:r>
-        <w:rPr>
-          <w:lang w:val="es_ES" w:bidi="es_ES"/>
-        </w:rPr>
-        <w:t xml:space="preserve"> ¡Miren! Ya vienen los enemigos. Ya están en Ayat, ahora llegan a Migrón, acumulan sus tropas en Micmas y cruzan el paso. Van a pasar la noche en Gueba. El miedo se apodera de Ramá; todo el pueblo de Guibeá, la ciudad de Saúl, tiembla y huye.</w:t>
+        <w:t>28-29</w:t>
+      </w:r>
+      <w:r>
+        <w:rPr>
+          <w:lang w:val="es_ES" w:bidi="es_ES"/>
+        </w:rPr>
+        <w:t xml:space="preserve"> ¡Miren! Ya vienen los enemigos. Ya están en Ayat, ahora llegan a Migrón, acumulan sus tropas en Micmás y cruzan el paso. Van a pasar la noche en Gueba. El miedo se apodera de Ramá; todo el pueblo de Guibeá, la ciudad de Saúl, tiembla y huye.</w:t>
       </w:r>
     </w:p>
     <w:p>
@@ -4726,7 +4726,7 @@
         <w:rPr>
           <w:lang w:val="es_ES" w:bidi="es_ES"/>
         </w:rPr>
-        <w:t xml:space="preserve"> ¡Grita con todas tus fuerzas, pueblo de Galín! Avisa a Lais y pobre Anatot.</w:t>
+        <w:t xml:space="preserve"> ¡Grita con todas tus fuerzas, pueblo de Galín! ¡Avisa a Lais! ¡Pobre Anatot!</w:t>
       </w:r>
     </w:p>
     <w:p>
@@ -5262,7 +5262,7 @@
         <w:rPr>
           <w:lang w:val="es_ES" w:bidi="es_ES"/>
         </w:rPr>
-        <w:t xml:space="preserve"> En ese día dirán:—Alaben al Señor. Invoquen su nombre. Den a conocer entre los pueblos sus obras. Proclamen que su nombre es exaltado.</w:t>
+        <w:t xml:space="preserve"> En ese día dirán: —Alaben al Señor. Invoquen su nombre. Den a conocer entre los pueblos sus obras. Proclamen que su nombre es exaltado.</w:t>
       </w:r>
     </w:p>
     <w:p>
@@ -5383,7 +5383,7 @@
         <w:rPr>
           <w:lang w:val="es_ES" w:bidi="es_ES"/>
         </w:rPr>
-        <w:t xml:space="preserve"> Yo he apartado a mis consagrados; he convocado a mis guerreros para ejecutar mi ira contra los que se alegran en mi triunfo.</w:t>
+        <w:t xml:space="preserve"> Yo he apartado a mis consagrados; he convocado a mis guerreros, a los que se alegran en mi triunfo, para ejecutar mi ira.</w:t>
       </w:r>
     </w:p>
     <w:p>
@@ -5882,7 +5882,7 @@
         <w:rPr>
           <w:lang w:val="es_ES" w:bidi="es_ES"/>
         </w:rPr>
-        <w:t xml:space="preserve"> Entonces ustedes se burlarán del rey de Babilonia y dirán:—¡Tirano cruel, por fin llegó tu día!</w:t>
+        <w:t xml:space="preserve"> Entonces ustedes se burlarán del rey de Babilonia y dirán: —¡Tirano cruel, por fin llegó tu día!</w:t>
       </w:r>
     </w:p>
     <w:p>
@@ -5966,7 +5966,7 @@
         <w:rPr>
           <w:lang w:val="es_ES" w:bidi="es_ES"/>
         </w:rPr>
-        <w:t xml:space="preserve"> Hasta los cipreses y los cedros del Líbano se alegran por tu caída y cantan: "Desde que caíste, nadie viene a talarnos".</w:t>
+        <w:t xml:space="preserve"> Hasta los cipreses y los cedros del Líbano se alegran por tu caída y cantan: “Desde que caíste, nadie viene a talarnos”.</w:t>
       </w:r>
     </w:p>
     <w:p>
@@ -6008,7 +6008,7 @@
         <w:rPr>
           <w:lang w:val="es_ES" w:bidi="es_ES"/>
         </w:rPr>
-        <w:t xml:space="preserve"> Todos ellos te dicen: "¡Ahora eres tan débil como nosotros!".</w:t>
+        <w:t xml:space="preserve"> Todos ellos te dicen: "¡Ahora eres tan débil como nosotros!”.</w:t>
       </w:r>
     </w:p>
     <w:p>
@@ -6071,7 +6071,7 @@
         <w:rPr>
           <w:lang w:val="es_ES" w:bidi="es_ES"/>
         </w:rPr>
-        <w:t xml:space="preserve"> Dijiste en tu corazón: "Subiré al cielo y pondré mi trono por encima de las estrellas de Dios. Gobernaré desde el extremo norte, en el monte de la asamblea.</w:t>
+        <w:t xml:space="preserve"> Dijiste en tu corazón: “Subiré al cielo y pondré mi trono por encima de las estrellas de Dios. Gobernaré desde el extremo norte, en el monte de la asamblea.</w:t>
       </w:r>
     </w:p>
     <w:p>
@@ -6092,7 +6092,7 @@
         <w:rPr>
           <w:lang w:val="es_ES" w:bidi="es_ES"/>
         </w:rPr>
-        <w:t xml:space="preserve"> Subiré a las alturas de las nubes y seré como el Dios Altísimo".</w:t>
+        <w:t xml:space="preserve"> Subiré a las alturas de las nubes y seré como el Dios Altísimo”.</w:t>
       </w:r>
     </w:p>
     <w:p>
@@ -6155,7 +6155,7 @@
         <w:rPr>
           <w:lang w:val="es_ES" w:bidi="es_ES"/>
         </w:rPr>
-        <w:t xml:space="preserve"> ¿Es este el que convertía el mundo en un desierto, destruía sus ciudades y nunca dejaba libres a sus prisioneros?".</w:t>
+        <w:t xml:space="preserve"> ¿Es este el que convertía el mundo en un desierto, destruía sus ciudades y nunca dejaba libres a sus prisioneros?”.</w:t>
       </w:r>
     </w:p>
     <w:p>
@@ -6302,7 +6302,7 @@
         <w:rPr>
           <w:lang w:val="es_ES" w:bidi="es_ES"/>
         </w:rPr>
-        <w:t xml:space="preserve"> El Señor Todopoderoso ha jurado:—Lo que he planeado, eso sucederá; lo que he decidido, eso se cumplirá.</w:t>
+        <w:t xml:space="preserve"> El Señor Todopoderoso ha jurado: —Lo que he planeado, eso sucederá; lo que he decidido, eso se cumplirá.</w:t>
       </w:r>
     </w:p>
     <w:p>
@@ -6507,7 +6507,7 @@
         <w:rPr>
           <w:lang w:val="es_ES" w:bidi="es_ES"/>
         </w:rPr>
-        <w:t xml:space="preserve"> Profecía acerca de Moab.En una sola noche Ar de Moab será destruida y reducida a ruinas. En una sola noche Quir de Moab será destruida y reducida a ruinas.</w:t>
+        <w:t xml:space="preserve"> Profecía acerca de Moab. En una sola noche Ar de Moab será destruida y reducida a ruinas. En una sola noche Quir de Moab será destruida y reducida a ruinas.</w:t>
       </w:r>
     </w:p>
     <w:p>
@@ -6754,22 +6754,22 @@
         <w:rPr>
           <w:lang w:val="es_ES" w:bidi="es_ES"/>
         </w:rPr>
-        <w:t xml:space="preserve"> Dicen:—Danos refugio, protégenos, no nos entregues a nuestros enemigos.</w:t>
-      </w:r>
-    </w:p>
-    <w:p>
-      <w:pPr/>
-      <w:r>
-        <w:rPr>
-          <w:lang w:val="es_ES" w:bidi="es_ES"/>
-        </w:rPr>
-      </w:r>
-      <w:r>
-        <w:rPr>
-          <w:vertAlign w:val="superscript"/>
-          <w:lang w:val="es_ES" w:bidi="es_ES"/>
-        </w:rPr>
-        <w:t>5</w:t>
+        <w:t xml:space="preserve"> Dicen: —Danos refugio, protégenos, no nos entregues a nuestros enemigos.</w:t>
+      </w:r>
+    </w:p>
+    <w:p>
+      <w:pPr/>
+      <w:r>
+        <w:rPr>
+          <w:lang w:val="es_ES" w:bidi="es_ES"/>
+        </w:rPr>
+      </w:r>
+      <w:r>
+        <w:rPr>
+          <w:vertAlign w:val="superscript"/>
+          <w:lang w:val="es_ES" w:bidi="es_ES"/>
+        </w:rPr>
+        <w:t>4-5</w:t>
       </w:r>
       <w:r>
         <w:rPr>
@@ -6901,7 +6901,7 @@
         <w:rPr>
           <w:lang w:val="es_ES" w:bidi="es_ES"/>
         </w:rPr>
-        <w:t xml:space="preserve"> Por eso mi corazón llora por Moab como una flauta;mi corazón llora como un arpa por los habitantes de Quir Jares.</w:t>
+        <w:t xml:space="preserve"> Por eso mi corazón llora por Moab como una flauta; mi corazón llora como un arpa por los habitantes de Quir Jares.</w:t>
       </w:r>
     </w:p>
     <w:p>
@@ -6937,7 +6937,7 @@
           <w:vertAlign w:val="superscript"/>
           <w:lang w:val="es_ES" w:bidi="es_ES"/>
         </w:rPr>
-        <w:t>14</w:t>
+        <w:t>13-14</w:t>
       </w:r>
       <w:r>
         <w:rPr>
@@ -7353,7 +7353,7 @@
         <w:rPr>
           <w:lang w:val="es_ES" w:bidi="es_ES"/>
         </w:rPr>
-        <w:t xml:space="preserve"> Esto me dijo el Señor:—Observaré en silencio desde mi morada, tranquilo como el calor brillante del mediodía, como una nube de rocío en el calor de la cosecha.</w:t>
+        <w:t xml:space="preserve"> Esto me dijo el Señor: —Observaré en silencio desde mi morada, tranquilo como el calor brillante del mediodía, como una nube de rocío en el calor de la cosecha.</w:t>
       </w:r>
     </w:p>
     <w:p>
@@ -7374,7 +7374,7 @@
         <w:rPr>
           <w:lang w:val="es_ES" w:bidi="es_ES"/>
         </w:rPr>
-        <w:t xml:space="preserve"> Pero antes de de la vendimia, el Señor los cortará con tijeras de podar. Podará las ramas que se extienden.</w:t>
+        <w:t xml:space="preserve"> Pero antes de la vendimia, el Señor los cortará con tijeras de podar. Podará las ramas que se extienden.</w:t>
       </w:r>
     </w:p>
     <w:p>
@@ -7453,7 +7453,7 @@
         <w:rPr>
           <w:lang w:val="es_ES" w:bidi="es_ES"/>
         </w:rPr>
-        <w:t xml:space="preserve"> Profecía sobre Egipto:¡Miren! El Señor cabalga sobre una nube veloz y viene a Egipto. Los ídolos de Egipto tiemblan ante él y el corazón de los egipcios desfallece dentro de ellos.</w:t>
+        <w:t xml:space="preserve"> Profecía sobre Egipto: ¡Miren! El Señor cabalga sobre una nube veloz y viene a Egipto. Los ídolos de Egipto tiemblan ante él y el corazón de los egipcios desfallece dentro de ellos.</w:t>
       </w:r>
     </w:p>
     <w:p>
@@ -8036,7 +8036,7 @@
         <w:rPr>
           <w:lang w:val="es_ES" w:bidi="es_ES"/>
         </w:rPr>
-        <w:t xml:space="preserve"> Entonces el Señor dijo:—Mi siervo Isaías ha andado desnudo y descalzo durante 3 años. Esto es una señal de la terrible desgracia que traeré sobre Egipto y Cus.</w:t>
+        <w:t xml:space="preserve"> Entonces el Señor dijo: —Mi siervo Isaías ha andado desnudo y descalzo durante 3 años. Esto es una señal de la terrible desgracia que traeré sobre Egipto y Cus.</w:t>
       </w:r>
     </w:p>
     <w:p>
@@ -8072,13 +8072,13 @@
           <w:vertAlign w:val="superscript"/>
           <w:lang w:val="es_ES" w:bidi="es_ES"/>
         </w:rPr>
-        <w:t>6</w:t>
-      </w:r>
-      <w:r>
-        <w:rPr>
-          <w:lang w:val="es_ES" w:bidi="es_ES"/>
-        </w:rPr>
-        <w:t xml:space="preserve"> Entonces los habitantes de esta costa dirán: "Esto les pasó a los en quienes confiábamos, a los que acudimos en busca de ayuda para librarnos del rey de Asiria. Entonces, ¿cómo escaparemos nosotros?».</w:t>
+        <w:t>5-6</w:t>
+      </w:r>
+      <w:r>
+        <w:rPr>
+          <w:lang w:val="es_ES" w:bidi="es_ES"/>
+        </w:rPr>
+        <w:t xml:space="preserve"> Entonces los habitantes de esta costa dirán: “Esto les pasó a aquellos en quienes confiábamos, a los que acudimos en busca de ayuda para librarnos del rey de Asiria. Entonces, ¿cómo escaparemos nosotros?</w:t>
       </w:r>
     </w:p>
     <w:p>
@@ -8115,7 +8115,7 @@
         <w:rPr>
           <w:lang w:val="es_ES" w:bidi="es_ES"/>
         </w:rPr>
-        <w:t xml:space="preserve"> Profecía sobre el desierto junto al mar.Desde el desierto viene un desastre contra ustedes, como los torbellinos arrasadores del sur.</w:t>
+        <w:t xml:space="preserve"> Profecía sobre el desierto junto al mar. Desde el desierto viene un desastre contra ustedes, como los torbellinos arrasadores del sur.</w:t>
       </w:r>
     </w:p>
     <w:p>
@@ -8214,34 +8214,34 @@
           <w:vertAlign w:val="superscript"/>
           <w:lang w:val="es_ES" w:bidi="es_ES"/>
         </w:rPr>
-        <w:t>7</w:t>
-      </w:r>
-      <w:r>
-        <w:rPr>
-          <w:lang w:val="es_ES" w:bidi="es_ES"/>
-        </w:rPr>
-        <w:t xml:space="preserve"> Mientras tanto, en mi visión el Señor me había dicho:—Coloca un vigía sobre la muralla de la ciudad para que grite lo que vea. Cuando vea grupos de jinetes cabalgando en caballos, burros y camellos, que preste atención.</w:t>
-      </w:r>
-    </w:p>
-    <w:p>
-      <w:pPr/>
-      <w:r>
-        <w:rPr>
-          <w:lang w:val="es_ES" w:bidi="es_ES"/>
-        </w:rPr>
-      </w:r>
-      <w:r>
-        <w:rPr>
-          <w:vertAlign w:val="superscript"/>
-          <w:lang w:val="es_ES" w:bidi="es_ES"/>
-        </w:rPr>
-        <w:t>9</w:t>
-      </w:r>
-      <w:r>
-        <w:rPr>
-          <w:lang w:val="es_ES" w:bidi="es_ES"/>
-        </w:rPr>
-        <w:t xml:space="preserve"> El vigía gritó:—Señor, día y noche he estado aquí en mi puesto. ¡Mira! ¡Allá vienen grupos de jinetes! Escucha lo que dicen: "¡Cayó, cayó Babilonia! Todos sus ídolos yacen despedazados en el suelo".</w:t>
+        <w:t>6-7</w:t>
+      </w:r>
+      <w:r>
+        <w:rPr>
+          <w:lang w:val="es_ES" w:bidi="es_ES"/>
+        </w:rPr>
+        <w:t xml:space="preserve"> Mientras tanto, en mi visión el Señor me había dicho: —Coloca un vigía sobre la muralla de la ciudad para que grite lo que vea. Cuando vea grupos de jinetes cabalgando en caballos, burros y camellos, que preste atención.</w:t>
+      </w:r>
+    </w:p>
+    <w:p>
+      <w:pPr/>
+      <w:r>
+        <w:rPr>
+          <w:lang w:val="es_ES" w:bidi="es_ES"/>
+        </w:rPr>
+      </w:r>
+      <w:r>
+        <w:rPr>
+          <w:vertAlign w:val="superscript"/>
+          <w:lang w:val="es_ES" w:bidi="es_ES"/>
+        </w:rPr>
+        <w:t>8-9</w:t>
+      </w:r>
+      <w:r>
+        <w:rPr>
+          <w:lang w:val="es_ES" w:bidi="es_ES"/>
+        </w:rPr>
+        <w:t xml:space="preserve"> El vigía gritó: —Señor, día y noche he estado aquí en mi puesto. ¡Mira! ¡Allá vienen grupos de jinetes! Escucha lo que dicen: "¡Cayó, cayó Babilonia! Todos sus ídolos yacen despedazados en el suelo”.</w:t>
       </w:r>
     </w:p>
     <w:p>
@@ -8283,7 +8283,7 @@
         <w:rPr>
           <w:lang w:val="es_ES" w:bidi="es_ES"/>
         </w:rPr>
-        <w:t xml:space="preserve"> Profecía acerca de Edom.Alguien me llama desde Seír:—Vigía, ¿qué hay de la noche? Vigía, ¿cuánto queda de la noche?</w:t>
+        <w:t xml:space="preserve"> Profecía acerca de Edom. Alguien me llama desde Seír: —Vigía, ¿qué hay de la noche? Vigía, ¿cuánto queda de la noche?</w:t>
       </w:r>
     </w:p>
     <w:p>
@@ -8304,7 +8304,7 @@
         <w:rPr>
           <w:lang w:val="es_ES" w:bidi="es_ES"/>
         </w:rPr>
-        <w:t xml:space="preserve"> El vigía responde:—La mañana viene, pero también la noche. Si quieren preguntar, pregunten. Vuélvanse y vengan de nuevo.</w:t>
+        <w:t xml:space="preserve"> El vigía responde: —La mañana viene, pero también la noche. Si quieren preguntar, pregunten. Vuélvanse y vengan de nuevo.</w:t>
       </w:r>
     </w:p>
     <w:p>
@@ -8325,7 +8325,7 @@
         <w:rPr>
           <w:lang w:val="es_ES" w:bidi="es_ES"/>
         </w:rPr>
-        <w:t xml:space="preserve"> Profecía sobre Arabia.¡Oh caravanas de Dedán, acampadas en los desiertos de Arabia!</w:t>
+        <w:t xml:space="preserve"> Profecía sobre Arabia. ¡Oh caravanas de Dedán, acampadas en los desiertos de Arabia!</w:t>
       </w:r>
     </w:p>
     <w:p>
@@ -8388,7 +8388,7 @@
         <w:rPr>
           <w:lang w:val="es_ES" w:bidi="es_ES"/>
         </w:rPr>
-        <w:t xml:space="preserve"> Pero dentro de un año toda la gloria de Cedar terminará. Lo dice el Señor.</w:t>
+        <w:t xml:space="preserve"> Pero dentro de 1 año toda la gloria de Cedar terminará. Lo dice el Señor.</w:t>
       </w:r>
     </w:p>
     <w:p>
@@ -8446,7 +8446,7 @@
         <w:rPr>
           <w:lang w:val="es_ES" w:bidi="es_ES"/>
         </w:rPr>
-        <w:t xml:space="preserve"> Profecía sobre el valle de la visión:¿Qué pasa? ¿Por qué todos han subido a las azoteas?</w:t>
+        <w:t xml:space="preserve"> Profecía sobre el valle de la visión: ¿Qué pasa? ¿Por qué todos han subido a las azoteas?</w:t>
       </w:r>
     </w:p>
     <w:p>
@@ -8545,7 +8545,7 @@
           <w:vertAlign w:val="superscript"/>
           <w:lang w:val="es_ES" w:bidi="es_ES"/>
         </w:rPr>
-        <w:t>7</w:t>
+        <w:t>6-7</w:t>
       </w:r>
       <w:r>
         <w:rPr>
@@ -8572,22 +8572,22 @@
         <w:rPr>
           <w:lang w:val="es_ES" w:bidi="es_ES"/>
         </w:rPr>
-        <w:t xml:space="preserve"> Dios ha quitado su protección a Judá. Corren al arsenal del palacio «Bosque del Líbano».</w:t>
-      </w:r>
-    </w:p>
-    <w:p>
-      <w:pPr/>
-      <w:r>
-        <w:rPr>
-          <w:lang w:val="es_ES" w:bidi="es_ES"/>
-        </w:rPr>
-      </w:r>
-      <w:r>
-        <w:rPr>
-          <w:vertAlign w:val="superscript"/>
-          <w:lang w:val="es_ES" w:bidi="es_ES"/>
-        </w:rPr>
-        <w:t>11</w:t>
+        <w:t xml:space="preserve"> Dios ha quitado su protección a Judá. Corren al arsenal del palacio “Bosque del Líbano”.</w:t>
+      </w:r>
+    </w:p>
+    <w:p>
+      <w:pPr/>
+      <w:r>
+        <w:rPr>
+          <w:lang w:val="es_ES" w:bidi="es_ES"/>
+        </w:rPr>
+      </w:r>
+      <w:r>
+        <w:rPr>
+          <w:vertAlign w:val="superscript"/>
+          <w:lang w:val="es_ES" w:bidi="es_ES"/>
+        </w:rPr>
+        <w:t>9-11</w:t>
       </w:r>
       <w:r>
         <w:rPr>
@@ -8635,7 +8635,7 @@
         <w:rPr>
           <w:lang w:val="es_ES" w:bidi="es_ES"/>
         </w:rPr>
-        <w:t xml:space="preserve"> Pero en vez de eso, hay alegría y celebración. Matan reses y ovejas, comen carne y beben vino. Dicen:—Comamos y bebamos, que mañana moriremos.</w:t>
+        <w:t xml:space="preserve"> Pero en vez de eso, hay alegría y celebración. Matan reses y ovejas, comen carne y beben vino. Dicen: —Comamos y bebamos, que mañana moriremos.</w:t>
       </w:r>
     </w:p>
     <w:p>
@@ -8671,13 +8671,13 @@
           <w:vertAlign w:val="superscript"/>
           <w:lang w:val="es_ES" w:bidi="es_ES"/>
         </w:rPr>
-        <w:t>16</w:t>
-      </w:r>
-      <w:r>
-        <w:rPr>
-          <w:lang w:val="es_ES" w:bidi="es_ES"/>
-        </w:rPr>
-        <w:t xml:space="preserve"> El Señor Todopoderoso me ha mandado ir y decirle a Sebna, el administrador del palacio:—¿Quién te dio permiso para hacerte un sepulcro en lo alto de la roca?</w:t>
+        <w:t>15-16</w:t>
+      </w:r>
+      <w:r>
+        <w:rPr>
+          <w:lang w:val="es_ES" w:bidi="es_ES"/>
+        </w:rPr>
+        <w:t xml:space="preserve"> El Señor Todopoderoso me ha mandado ir y decirle a Sebna, el administrador del palacio: —¿Quién te dio permiso para hacerte un sepulcro en lo alto de la roca?</w:t>
       </w:r>
     </w:p>
     <w:p>
@@ -8818,7 +8818,7 @@
           <w:vertAlign w:val="superscript"/>
           <w:lang w:val="es_ES" w:bidi="es_ES"/>
         </w:rPr>
-        <w:t>24</w:t>
+        <w:t>23-24</w:t>
       </w:r>
       <w:r>
         <w:rPr>
@@ -8845,7 +8845,7 @@
         <w:rPr>
           <w:lang w:val="es_ES" w:bidi="es_ES"/>
         </w:rPr>
-        <w:t xml:space="preserve"> En aquel día, esa estaca que parecía estar tan firme en la pared será arrancada por el Señor. Saldrá y caerá al suelo. Todo lo que colgaba de ella caerá también.El Señor lo ha dicho.</w:t>
+        <w:t xml:space="preserve"> En aquel día, esa estaca que parecía estar tan firme en la pared será arrancada por el Señor. Saldrá y caerá al suelo. Todo lo que colgaba de ella caerá también. El Señor lo ha dicho.</w:t>
       </w:r>
     </w:p>
     <w:p>
@@ -8882,22 +8882,22 @@
         <w:rPr>
           <w:lang w:val="es_ES" w:bidi="es_ES"/>
         </w:rPr>
-        <w:t xml:space="preserve"> Profecía sobre Tiro.¡Giman, naves de Tarsis, porque su puerto ha sido destruido! La noticia que escucharon en Chipre era verdad.</w:t>
-      </w:r>
-    </w:p>
-    <w:p>
-      <w:pPr/>
-      <w:r>
-        <w:rPr>
-          <w:lang w:val="es_ES" w:bidi="es_ES"/>
-        </w:rPr>
-      </w:r>
-      <w:r>
-        <w:rPr>
-          <w:vertAlign w:val="superscript"/>
-          <w:lang w:val="es_ES" w:bidi="es_ES"/>
-        </w:rPr>
-        <w:t>3</w:t>
+        <w:t xml:space="preserve"> Profecía sobre Tiro. ¡Giman, naves de Tarsis, porque su puerto ha sido destruido! La noticia que escucharon en Chipre era verdad.</w:t>
+      </w:r>
+    </w:p>
+    <w:p>
+      <w:pPr/>
+      <w:r>
+        <w:rPr>
+          <w:lang w:val="es_ES" w:bidi="es_ES"/>
+        </w:rPr>
+      </w:r>
+      <w:r>
+        <w:rPr>
+          <w:vertAlign w:val="superscript"/>
+          <w:lang w:val="es_ES" w:bidi="es_ES"/>
+        </w:rPr>
+        <w:t>2-3</w:t>
       </w:r>
       <w:r>
         <w:rPr>
@@ -9149,13 +9149,13 @@
           <w:vertAlign w:val="superscript"/>
           <w:lang w:val="es_ES" w:bidi="es_ES"/>
         </w:rPr>
-        <w:t>16</w:t>
-      </w:r>
-      <w:r>
-        <w:rPr>
-          <w:lang w:val="es_ES" w:bidi="es_ES"/>
-        </w:rPr>
-        <w:t xml:space="preserve"> Tiro será olvidada durante 70 años, el tiempo que dura la vida de un rey. Después de esos 70 años, le pasará a Tiro lo que dice la canción de la prostituta:Toma la lira y recorre la ciudad, prostituta olvidada. Toca bien y canta mucho para que te recuerden.</w:t>
+        <w:t>15-16</w:t>
+      </w:r>
+      <w:r>
+        <w:rPr>
+          <w:lang w:val="es_ES" w:bidi="es_ES"/>
+        </w:rPr>
+        <w:t xml:space="preserve"> Tiro será olvidada durante 70 años, el tiempo que dura la vida de un rey. Después de esos 70 años, le pasará a Tiro lo que dice la canción de la prostituta: Toma la lira y recorre la ciudad, prostituta olvidada. Toca bien y canta mucho para que te recuerden.</w:t>
       </w:r>
     </w:p>
     <w:p>
@@ -9291,7 +9291,7 @@
           <w:vertAlign w:val="superscript"/>
           <w:lang w:val="es_ES" w:bidi="es_ES"/>
         </w:rPr>
-        <w:t>5</w:t>
+        <w:t>4-5</w:t>
       </w:r>
       <w:r>
         <w:rPr>
@@ -9501,7 +9501,7 @@
           <w:vertAlign w:val="superscript"/>
           <w:lang w:val="es_ES" w:bidi="es_ES"/>
         </w:rPr>
-        <w:t>16</w:t>
+        <w:t>15-16</w:t>
       </w:r>
       <w:r>
         <w:rPr>
@@ -9859,7 +9859,7 @@
         <w:rPr>
           <w:lang w:val="es_ES" w:bidi="es_ES"/>
         </w:rPr>
-        <w:t xml:space="preserve"> Ese día dirá el pueblo:—Este es nuestro Dios, en él confiamos y él nos salvó. Este es el Señor, en él confiamos. Alegrémonos y regocijémonos en su salvación.</w:t>
+        <w:t xml:space="preserve"> Ese día dirá el pueblo: —Este es nuestro Dios, en él confiamos y él nos salvó. Este es el Señor, en él confiamos. Alegrémonos y regocijémonos en su salvación.</w:t>
       </w:r>
     </w:p>
     <w:p>
@@ -9959,7 +9959,7 @@
         <w:rPr>
           <w:lang w:val="es_ES" w:bidi="es_ES"/>
         </w:rPr>
-        <w:t xml:space="preserve"> Ese día se cantará esta canción en la tierra de Judá:Tenemos una ciudad fuerte. Dios pone la salvación como murallas y baluartes.</w:t>
+        <w:t xml:space="preserve"> Ese día se cantará esta canción en la tierra de Judá: Tenemos una ciudad fuerte. Dios pone la salvación como murallas y baluartes.</w:t>
       </w:r>
     </w:p>
     <w:p>
@@ -10001,7 +10001,7 @@
         <w:rPr>
           <w:lang w:val="es_ES" w:bidi="es_ES"/>
         </w:rPr>
-        <w:t xml:space="preserve"> Tú mantienes en perfecta paz a los que confían en ti,a los que en ti piensan.</w:t>
+        <w:t xml:space="preserve"> Tú mantienes en perfecta paz a los que confían en ti, a los que en ti piensan.</w:t>
       </w:r>
     </w:p>
     <w:p>
@@ -10022,7 +10022,7 @@
         <w:rPr>
           <w:lang w:val="es_ES" w:bidi="es_ES"/>
         </w:rPr>
-        <w:t xml:space="preserve"> Confíen siempre en el Señor,porque el Señor es una roca eterna.</w:t>
+        <w:t xml:space="preserve"> Confíen siempre en el Señor, porque el Señor es una roca eterna.</w:t>
       </w:r>
     </w:p>
     <w:p>
@@ -10190,7 +10190,7 @@
         <w:rPr>
           <w:lang w:val="es_ES" w:bidi="es_ES"/>
         </w:rPr>
-        <w:t xml:space="preserve"> Señor, danos paz;todo lo que hemos logrado, tú lo has hecho por nosotros.</w:t>
+        <w:t xml:space="preserve"> Señor, danos paz; todo lo que hemos logrado, tú lo has hecho por nosotros.</w:t>
       </w:r>
     </w:p>
     <w:p>
@@ -10211,7 +10211,7 @@
         <w:rPr>
           <w:lang w:val="es_ES" w:bidi="es_ES"/>
         </w:rPr>
-        <w:t xml:space="preserve"> Oh Señor, Dios nuestro,otros señores aparte de ti nos han dominado, pero solo a ti honramos y proclamamos tu nombre.</w:t>
+        <w:t xml:space="preserve"> Oh Señor, Dios nuestro, otros señores aparte de ti nos han dominado, pero solo a ti honramos y proclamamos tu nombre.</w:t>
       </w:r>
     </w:p>
     <w:p>
@@ -10232,7 +10232,7 @@
         <w:rPr>
           <w:lang w:val="es_ES" w:bidi="es_ES"/>
         </w:rPr>
-        <w:t xml:space="preserve"> Ellos están muertos, no volverán a vivir;son sombras que no resucitarán. Tú los castigaste y los destruiste; borraste todo recuerdo de ellos.</w:t>
+        <w:t xml:space="preserve"> Ellos están muertos, no volverán a vivir; son sombras que no resucitarán. Tú los castigaste y los destruiste; borraste todo recuerdo de ellos.</w:t>
       </w:r>
     </w:p>
     <w:p>
@@ -10253,7 +10253,7 @@
         <w:rPr>
           <w:lang w:val="es_ES" w:bidi="es_ES"/>
         </w:rPr>
-        <w:t xml:space="preserve"> ¡Señor, tú has engrandecido esta nación!Sí, la has engrandecido y te has glorificado.Has extendido todas las fronteras del país.</w:t>
+        <w:t xml:space="preserve"> ¡Señor, tú has engrandecido esta nación! Sí, la has engrandecido y te has glorificado. Has extendido todas las fronteras del país.</w:t>
       </w:r>
     </w:p>
     <w:p>
@@ -10337,7 +10337,7 @@
         <w:rPr>
           <w:lang w:val="es_ES" w:bidi="es_ES"/>
         </w:rPr>
-        <w:t xml:space="preserve"> Pero tus muertos vivirán, Señor; sus cuerpos resucitarán.¡Despierten y canten de alegría, habitantes del polvo! Tu rocío es rocío de luz, y la tierra dará a luz a sus muertos.</w:t>
+        <w:t xml:space="preserve"> Pero tus muertos vivirán, Señor; sus cuerpos resucitarán. ¡Despierten y canten de alegría, habitantes del polvo! Tu rocío es rocío de luz, y la tierra dará a luz a sus muertos.</w:t>
       </w:r>
     </w:p>
     <w:p>
@@ -10358,7 +10358,7 @@
         <w:rPr>
           <w:lang w:val="es_ES" w:bidi="es_ES"/>
         </w:rPr>
-        <w:t xml:space="preserve"> Vete a casa, pueblo mío, y cierra bien tus puertas.Escóndete un momento hasta que pase la ira del Señor.</w:t>
+        <w:t xml:space="preserve"> Vete a casa, pueblo mío, y cierra bien tus puertas. Escóndete un momento hasta que pase la ira del Señor.</w:t>
       </w:r>
     </w:p>
     <w:p>
@@ -10416,7 +10416,7 @@
         <w:rPr>
           <w:lang w:val="es_ES" w:bidi="es_ES"/>
         </w:rPr>
-        <w:t xml:space="preserve"> En aquel día el Señor castigará con su espada grande y poderosa al Leviatán,1 la serpiente veloz, al Leviatán, la serpiente tortuosa. Matará al monstruo del mar.</w:t>
+        <w:t xml:space="preserve"> En aquel día el Señor castigará con su espada grande y poderosa al Leviatán, la serpiente veloz, al Leviatán, la serpiente tortuosa. Matará al monstruo del mar.</w:t>
       </w:r>
     </w:p>
     <w:p>
@@ -10458,28 +10458,28 @@
         <w:rPr>
           <w:lang w:val="es_ES" w:bidi="es_ES"/>
         </w:rPr>
-        <w:t xml:space="preserve"> Israel es mi viña. Yo, el Señor, la cuido.La riego constantemente.La vigilo día y noche para que nadie le haga daño.</w:t>
-      </w:r>
-    </w:p>
-    <w:p>
-      <w:pPr/>
-      <w:r>
-        <w:rPr>
-          <w:lang w:val="es_ES" w:bidi="es_ES"/>
-        </w:rPr>
-      </w:r>
-      <w:r>
-        <w:rPr>
-          <w:vertAlign w:val="superscript"/>
-          <w:lang w:val="es_ES" w:bidi="es_ES"/>
-        </w:rPr>
-        <w:t>5</w:t>
-      </w:r>
-      <w:r>
-        <w:rPr>
-          <w:lang w:val="es_ES" w:bidi="es_ES"/>
-        </w:rPr>
-        <w:t xml:space="preserve"> Ya no estoy enojado con Israel.Si encuentro en ella espinos y zarzas, los atacaré y los quemaré por completo,a menos que busquen mi protección y hagan las paces conmigo.Sí, que hagan las paces conmigo.</w:t>
+        <w:t xml:space="preserve"> Israel es mi viña. Yo, el Señor, la cuido. La riego constantemente. La vigilo día y noche para que nadie le haga daño.</w:t>
+      </w:r>
+    </w:p>
+    <w:p>
+      <w:pPr/>
+      <w:r>
+        <w:rPr>
+          <w:lang w:val="es_ES" w:bidi="es_ES"/>
+        </w:rPr>
+      </w:r>
+      <w:r>
+        <w:rPr>
+          <w:vertAlign w:val="superscript"/>
+          <w:lang w:val="es_ES" w:bidi="es_ES"/>
+        </w:rPr>
+        <w:t>4-5</w:t>
+      </w:r>
+      <w:r>
+        <w:rPr>
+          <w:lang w:val="es_ES" w:bidi="es_ES"/>
+        </w:rPr>
+        <w:t xml:space="preserve"> Ya no estoy enojado con Israel. Si encuentro en ella espinos y zarzas, los atacaré y los quemaré por completo, a menos que busquen mi protección y hagan las paces conmigo. Sí, que hagan las paces conmigo.</w:t>
       </w:r>
     </w:p>
     <w:p>
@@ -10515,7 +10515,7 @@
           <w:vertAlign w:val="superscript"/>
           <w:lang w:val="es_ES" w:bidi="es_ES"/>
         </w:rPr>
-        <w:t>8</w:t>
+        <w:t>7-8</w:t>
       </w:r>
       <w:r>
         <w:rPr>
@@ -10831,7 +10831,7 @@
         <w:rPr>
           <w:lang w:val="es_ES" w:bidi="es_ES"/>
         </w:rPr>
-        <w:t xml:space="preserve"> Dice el pueblo:—¿Quién se cree el Señor que somos? ¿Acaso somos niños pequeños que apenas saben hablar?</w:t>
+        <w:t xml:space="preserve"> Dice el pueblo: —¿Quién se cree el Señor que somos? ¿Acaso somos niños pequeños que apenas saben hablar?</w:t>
       </w:r>
     </w:p>
     <w:p>
@@ -10894,7 +10894,7 @@
         <w:rPr>
           <w:lang w:val="es_ES" w:bidi="es_ES"/>
         </w:rPr>
-        <w:t xml:space="preserve"> El Señor les había dicho:—Esta es la tierra de descanso; permitan que los cansados descansen. Este es el lugar de reposo. Pero ellos no quisieron escuchar.</w:t>
+        <w:t xml:space="preserve"> El Señor les había dicho: —Esta es la tierra de descanso; permitan que los cansados descansen. Este es el lugar de reposo. Pero ellos no quisieron escuchar.</w:t>
       </w:r>
     </w:p>
     <w:p>
@@ -10957,7 +10957,7 @@
         <w:rPr>
           <w:lang w:val="es_ES" w:bidi="es_ES"/>
         </w:rPr>
-        <w:t xml:space="preserve"> Ustedes dicen:—Hemos hecho un pacto con la muerte; hemos firmado un acuerdo con el dominio de los muertos. Cuando venga el azote abrumador, no nos alcanzará, porque hemos hecho de la mentira nuestro refugio y en el engaño nos hemos escondido.</w:t>
+        <w:t xml:space="preserve"> Ustedes dicen: —Hemos hecho un pacto con la muerte; hemos firmado un acuerdo con el dominio de los muertos. Cuando venga el azote abrumador, no nos alcanzará, porque hemos hecho de la mentira nuestro refugio y en el engaño nos hemos escondido.</w:t>
       </w:r>
     </w:p>
     <w:p>
@@ -11119,7 +11119,7 @@
           <w:vertAlign w:val="superscript"/>
           <w:lang w:val="es_ES" w:bidi="es_ES"/>
         </w:rPr>
-        <w:t>24</w:t>
+        <w:t>23-24</w:t>
       </w:r>
       <w:r>
         <w:rPr>
@@ -11477,7 +11477,7 @@
         <w:rPr>
           <w:lang w:val="es_ES" w:bidi="es_ES"/>
         </w:rPr>
-        <w:t xml:space="preserve"> Toda esta visión es para ustedes como las palabras de un libro sellado. Se lo entregan a alguien que sabe leer y le dicen:—Lee esto, por favor.Él responde:—No puedo, está sellado.</w:t>
+        <w:t xml:space="preserve"> Toda esta visión es para ustedes como las palabras de un libro sellado. Se lo entregan a alguien que sabe leer y le dicen: —Lee esto, por favor. Él responde: —No puedo, está sellado.</w:t>
       </w:r>
     </w:p>
     <w:p>
@@ -11498,7 +11498,7 @@
         <w:rPr>
           <w:lang w:val="es_ES" w:bidi="es_ES"/>
         </w:rPr>
-        <w:t xml:space="preserve"> Se lo dan a otro, y este dice: ―Lo siento, no sé leer.</w:t>
+        <w:t xml:space="preserve"> Se lo dan a otro, y este dice: —Lo siento, no sé leer.</w:t>
       </w:r>
     </w:p>
     <w:p>
@@ -11519,7 +11519,7 @@
         <w:rPr>
           <w:lang w:val="es_ES" w:bidi="es_ES"/>
         </w:rPr>
-        <w:t xml:space="preserve"> El Señor dice:—Este pueblo se acerca a mí con la boca y me honra con los labios, pero su corazón está lejos de mí. Su adoración no es más que reglas humanas aprendidas de memoria.</w:t>
+        <w:t xml:space="preserve"> El Señor dice: —Este pueblo se acerca a mí con la boca y me honra con los labios, pero su corazón está lejos de mí. Su adoración no es más que reglas humanas aprendidas de memoria.</w:t>
       </w:r>
     </w:p>
     <w:p>
@@ -11561,7 +11561,7 @@
         <w:rPr>
           <w:lang w:val="es_ES" w:bidi="es_ES"/>
         </w:rPr>
-        <w:t xml:space="preserve"> ¡Ay de los que se esconden del Señor para ocultar sus planes, de los que hacen sus obras en la oscuridad y dicen:—¿Quién nos ve? ¿Quién nos conoce?</w:t>
+        <w:t xml:space="preserve"> ¡Ay de los que se esconden del Señor para ocultar sus planes, de los que hacen sus obras en la oscuridad y dicen: —¿Quién nos ve? ¿Quién nos conoce?</w:t>
       </w:r>
     </w:p>
     <w:p>
@@ -11582,7 +11582,7 @@
         <w:rPr>
           <w:lang w:val="es_ES" w:bidi="es_ES"/>
         </w:rPr>
-        <w:t xml:space="preserve"> ¡Qué manera de tergiversar las cosas! ¿Acaso el alfarero es igual que el barro? ¿Dirá la obra a su hacedor: «Él no me hizo»?¿Dirá la vasija al alfarero: «Él no entiende nada»?</w:t>
+        <w:t xml:space="preserve"> ¡Qué manera de tergiversar las cosas! ¿Acaso el alfarero es igual que el barro? ¿Dirá la obra a su hacedor: “Él no me hizo”? ¿Dirá la vasija al alfarero: “Él no entiende nada”?</w:t>
       </w:r>
     </w:p>
     <w:p>
@@ -11787,7 +11787,7 @@
         <w:rPr>
           <w:lang w:val="es_ES" w:bidi="es_ES"/>
         </w:rPr>
-        <w:t xml:space="preserve"> El Señor dice:—¡Ay de los hijos rebeldes! Hacen planes que no provienen de mí; forjan alianzas sin mi Espíritu, amontonando pecado sobre pecado.</w:t>
+        <w:t xml:space="preserve"> El Señor dice: —¡Ay de los hijos rebeldes! Hacen planes que no provienen de mí; forjan alianzas sin mi Espíritu, amontonando pecado sobre pecado.</w:t>
       </w:r>
     </w:p>
     <w:p>
@@ -11892,7 +11892,7 @@
         <w:rPr>
           <w:lang w:val="es_ES" w:bidi="es_ES"/>
         </w:rPr>
-        <w:t xml:space="preserve"> Profecía sobre los animales del Néguev.Avanzan por el desierto peligroso del sur, la tierra de leones y leonas, de víboras y serpientes venenosas. Llevan sus riquezas en lomos de burros y sus tesoros en jorobas de camellos. Las llevan a un pueblo que no les servirá de nada.</w:t>
+        <w:t xml:space="preserve"> Profecía sobre los animales del Néguev. Avanzan por el desierto peligroso del sur, la tierra de leones y leonas, de víboras y serpientes venenosas. Llevan sus riquezas en lomos de burros y sus tesoros en jorobas de camellos. Las llevan a un pueblo que no les servirá de nada.</w:t>
       </w:r>
     </w:p>
     <w:p>
@@ -11913,7 +11913,7 @@
         <w:rPr>
           <w:lang w:val="es_ES" w:bidi="es_ES"/>
         </w:rPr>
-        <w:t xml:space="preserve"> Las promesas de Egipto no valen nada. Por eso lo llamo «Rahab,1 la inútil».</w:t>
+        <w:t xml:space="preserve"> Las promesas de Egipto no valen nada. Por eso lo llamo “Rahab, la inútil”.</w:t>
       </w:r>
     </w:p>
     <w:p>
@@ -11970,13 +11970,13 @@
           <w:vertAlign w:val="superscript"/>
           <w:lang w:val="es_ES" w:bidi="es_ES"/>
         </w:rPr>
-        <w:t>11</w:t>
-      </w:r>
-      <w:r>
-        <w:rPr>
-          <w:lang w:val="es_ES" w:bidi="es_ES"/>
-        </w:rPr>
-        <w:t xml:space="preserve"> Dicen a los videntes:—¡No tengan más visiones!Y a los profetas:—¡No nos profeticen la verdad! Dígannos cosas agradables, profeticen ilusiones. Apártense del camino, salgan de la senda, dejen de hablarnos del Santo de Israel.</w:t>
+        <w:t>10-11</w:t>
+      </w:r>
+      <w:r>
+        <w:rPr>
+          <w:lang w:val="es_ES" w:bidi="es_ES"/>
+        </w:rPr>
+        <w:t xml:space="preserve"> Dicen a los videntes: —¡No tengan más visiones! Y a los profetas: —¡No nos profeticen la verdad! Dígannos cosas agradables, profeticen ilusiones. Apártense del camino, salgan de la senda, dejen de hablarnos del Santo de Israel.</w:t>
       </w:r>
     </w:p>
     <w:p>
@@ -11997,7 +11997,7 @@
         <w:rPr>
           <w:lang w:val="es_ES" w:bidi="es_ES"/>
         </w:rPr>
-        <w:t xml:space="preserve"> Por eso, así dice el Santo de Israel:—Desprecian lo que digo y confían en la opresión y en el engaño, y se apoyan en ellos.</w:t>
+        <w:t xml:space="preserve"> Por eso, así dice el Santo de Israel: —Desprecian lo que digo y confían en la opresión y en el engaño, y se apoyan en ellos.</w:t>
       </w:r>
     </w:p>
     <w:p>
@@ -12060,7 +12060,7 @@
         <w:rPr>
           <w:lang w:val="es_ES" w:bidi="es_ES"/>
         </w:rPr>
-        <w:t xml:space="preserve"> El Señor Dios, el Santo de Israel, dice:—En el arrepentimiento y en el descanso está su salvación; en la calma y en la confianza está su fuerza.Pero ustedes no quisieron.</w:t>
+        <w:t xml:space="preserve"> El Señor Dios, el Santo de Israel, dice: —En el arrepentimiento y en el descanso está su salvación; en la calma y en la confianza está su fuerza. Pero ustedes no quisieron.</w:t>
       </w:r>
     </w:p>
     <w:p>
@@ -12081,7 +12081,7 @@
         <w:rPr>
           <w:lang w:val="es_ES" w:bidi="es_ES"/>
         </w:rPr>
-        <w:t xml:space="preserve"> Ustedes dijeron:—No, huiremos en caballos.Por eso tendrán que huir. Dijeron:—Montaremos caballos veloces.Por eso sus perseguidores serán veloces.</w:t>
+        <w:t xml:space="preserve"> Ustedes dijeron: —No, huiremos en caballos. Por eso tendrán que huir. Dijeron: —Montaremos caballos veloces. Por eso sus perseguidores serán veloces.</w:t>
       </w:r>
     </w:p>
     <w:p>
@@ -12186,7 +12186,7 @@
         <w:rPr>
           <w:lang w:val="es_ES" w:bidi="es_ES"/>
         </w:rPr>
-        <w:t xml:space="preserve"> Cuando se desvíen a la derecha o a la izquierda, escucharán detrás de ustedes una voz que dirá:—Este es el camino; caminen por él.</w:t>
+        <w:t xml:space="preserve"> Cuando se desvíen a la derecha o a la izquierda, escucharán detrás de ustedes una voz que dirá: —Este es el camino; caminen por él.</w:t>
       </w:r>
     </w:p>
     <w:p>
@@ -12207,7 +12207,7 @@
         <w:rPr>
           <w:lang w:val="es_ES" w:bidi="es_ES"/>
         </w:rPr>
-        <w:t xml:space="preserve"> Destruirán todos sus ídolos de plata y todas sus imágenes de oro. Los arrojarán como algo inmundo que les repugna tocar. Les dirán:—¡Fuera!</w:t>
+        <w:t xml:space="preserve"> Destruirán todos sus ídolos de plata y todas sus imágenes de oro. Los arrojarán como algo inmundo que les repugna tocar. Les dirán: —¡Fuera!</w:t>
       </w:r>
     </w:p>
     <w:p>
@@ -12532,13 +12532,13 @@
           <w:vertAlign w:val="superscript"/>
           <w:lang w:val="es_ES" w:bidi="es_ES"/>
         </w:rPr>
-        <w:t>5</w:t>
-      </w:r>
-      <w:r>
-        <w:rPr>
-          <w:lang w:val="es_ES" w:bidi="es_ES"/>
-        </w:rPr>
-        <w:t xml:space="preserve"> Pero el Señor dice:—Cuando un león, aunque sea joven, atrapa una presa, no se asusta por los gritos de los pastores que se reúnen contra él. No se intimida por su ruido ni retrocede ante su alboroto. Así descenderá el Señor de los Ejércitos para pelear en el monte Sion. Como un ave que revolotea sobre su nido, así el Señor de los Ejércitos protegerá a Jerusalén. La protegerá y la librará; pasará sobre ella y la salvará.</w:t>
+        <w:t>4-5</w:t>
+      </w:r>
+      <w:r>
+        <w:rPr>
+          <w:lang w:val="es_ES" w:bidi="es_ES"/>
+        </w:rPr>
+        <w:t xml:space="preserve"> Pero el Señor dice: —Cuando un león, aunque sea joven, atrapa una presa, no se asusta por los gritos de los pastores que se reúnen contra él. No se intimida por su ruido ni retrocede ante su alboroto. Así descenderá el Señor de los Ejércitos para pelear en el monte Sion. Como un ave que revolotea sobre su nido, así el Señor de los Ejércitos protegerá a Jerusalén. La protegerá y la librará; pasará sobre ella y la salvará.</w:t>
       </w:r>
     </w:p>
     <w:p>
@@ -12622,7 +12622,7 @@
         <w:rPr>
           <w:lang w:val="es_ES" w:bidi="es_ES"/>
         </w:rPr>
-        <w:t xml:space="preserve"> Su fortaleza se desmoronará por el terror y sus comandantes dejarán abandonada la bandera de guerra.Eso dice el Señor, cuyo fuego está en Sion y cuyo horno está en Jerusalén.</w:t>
+        <w:t xml:space="preserve"> Su fortaleza se desmoronará por el terror y sus comandantes dejarán abandonada la bandera de guerra. Eso dice el Señor, cuyo fuego está en Sion y cuyo horno está en Jerusalén.</w:t>
       </w:r>
     </w:p>
     <w:p>
@@ -12848,7 +12848,7 @@
         <w:rPr>
           <w:lang w:val="es_ES" w:bidi="es_ES"/>
         </w:rPr>
-        <w:t xml:space="preserve"> Dentro de poco más de un año, ustedes que están despreocupadas temblarán de miedo, porque la cosecha de uvas fracasará y no habrá recolección de frutos.</w:t>
+        <w:t xml:space="preserve"> Dentro de poco más de 1 año, ustedes que están despreocupadas temblarán de miedo, porque la cosecha de uvas fracasará y no habrá recolección de frutos.</w:t>
       </w:r>
     </w:p>
     <w:p>
@@ -13347,7 +13347,7 @@
         <w:rPr>
           <w:lang w:val="es_ES" w:bidi="es_ES"/>
         </w:rPr>
-        <w:t xml:space="preserve"> Escuchen lo que he hecho, naciones lejanas;reconozcan mi poder, ustedes que están cerca.</w:t>
+        <w:t xml:space="preserve"> Escuchen lo que he hecho, naciones lejanas. Reconozcan mi poder, ustedes que están cerca.</w:t>
       </w:r>
     </w:p>
     <w:p>
@@ -13368,7 +13368,7 @@
         <w:rPr>
           <w:lang w:val="es_ES" w:bidi="es_ES"/>
         </w:rPr>
-        <w:t xml:space="preserve"> Los pecadores en Sion están llenos de miedo; el terror se apodera de los impíos y dicen:—¿Quién de nosotros puede habitar con el fuego consumidor? ¿Quién de nosotros puede vivir con las llamas eternas?</w:t>
+        <w:t xml:space="preserve"> Los pecadores en Sion están llenos de miedo; el terror se apodera de los impíos y dicen: —¿Quién de nosotros puede habitar con el fuego consumidor? ¿Quién de nosotros puede vivir con las llamas eternas?</w:t>
       </w:r>
     </w:p>
     <w:p>
@@ -13389,7 +13389,7 @@
         <w:rPr>
           <w:lang w:val="es_ES" w:bidi="es_ES"/>
         </w:rPr>
-        <w:t xml:space="preserve"> Quién puede vivir aquí es el que actúa con justicia y habla con rectitud. Es el que rechaza las ganancias obtenidas mediante extorsión. Es el que sacude sus manos para no aceptar sobornos. Es el que se tapa los oídos para no escuchar planes de asesinato. Es el que cierra los ojos para no ver el mal.</w:t>
+        <w:t xml:space="preserve"> Quien puede vivir aquí es el que actúa con justicia y habla con rectitud. Es el que rechaza las ganancias obtenidas mediante extorsión. Es el que sacude sus manos para no aceptar sobornos. Es el que se tapa los oídos para no escuchar planes de asesinato. Es el que cierra los ojos para no ver el mal.</w:t>
       </w:r>
     </w:p>
     <w:p>
@@ -13578,7 +13578,7 @@
         <w:rPr>
           <w:lang w:val="es_ES" w:bidi="es_ES"/>
         </w:rPr>
-        <w:t xml:space="preserve"> Nadie del pueblo dirá:—Estoy enfermo. El Señor les perdonará sus pecados y los bendecirá.</w:t>
+        <w:t xml:space="preserve"> Nadie del pueblo dirá: —Estoy enfermo. El Señor les perdonará sus pecados y los bendecirá.</w:t>
       </w:r>
     </w:p>
     <w:p>
@@ -14051,7 +14051,7 @@
         <w:rPr>
           <w:lang w:val="es_ES" w:bidi="es_ES"/>
         </w:rPr>
-        <w:t xml:space="preserve"> Digan a los que tienen miedo:—Sean fuertes, no teman. Su Dios viene con venganza; viene a salvarlos.</w:t>
+        <w:t xml:space="preserve"> Digan a los que tienen miedo: —Sean fuertes, no teman. Su Dios viene con venganza; viene a salvarlos.</w:t>
       </w:r>
     </w:p>
     <w:p>
@@ -14277,7 +14277,7 @@
         <w:rPr>
           <w:lang w:val="es_ES" w:bidi="es_ES"/>
         </w:rPr>
-        <w:t xml:space="preserve"> El comandante asirio les dijo:—Digan esto al rey Ezequías. El gran rey de Asiria dice que eres un necio si piensas que el rey de Egipto te ayudará.</w:t>
+        <w:t xml:space="preserve"> El comandante asirio les dijo: —Digan esto al rey Ezequías. El gran rey de Asiria dice que eres un necio si piensas que el rey de Egipto te ayudará.</w:t>
       </w:r>
     </w:p>
     <w:p>
@@ -14340,22 +14340,22 @@
         <w:rPr>
           <w:lang w:val="es_ES" w:bidi="es_ES"/>
         </w:rPr>
-        <w:t xml:space="preserve"> Pero tal vez digas: "¡Nosotros confiamos en el Señor nuestro Dios!". ¿Ah, sí? ¿No es acaso el mismo Dios a quien tu rey ofendió cuando derribó sus lugares sagrados y sus altares, y ordenó que todo Judá adorara solo ante el altar de Jerusalén?</w:t>
-      </w:r>
-    </w:p>
-    <w:p>
-      <w:pPr/>
-      <w:r>
-        <w:rPr>
-          <w:lang w:val="es_ES" w:bidi="es_ES"/>
-        </w:rPr>
-      </w:r>
-      <w:r>
-        <w:rPr>
-          <w:vertAlign w:val="superscript"/>
-          <w:lang w:val="es_ES" w:bidi="es_ES"/>
-        </w:rPr>
-        <w:t>9</w:t>
+        <w:t xml:space="preserve"> Pero tal vez digas: "¡Nosotros confiamos en el Señor nuestro Dios!”. ¿Ah, sí? ¿No es acaso el mismo Dios a quien tu rey ofendió cuando derribó sus lugares sagrados y sus altares, y ordenó que todo Judá adorara solo ante el altar de Jerusalén?</w:t>
+      </w:r>
+    </w:p>
+    <w:p>
+      <w:pPr/>
+      <w:r>
+        <w:rPr>
+          <w:lang w:val="es_ES" w:bidi="es_ES"/>
+        </w:rPr>
+      </w:r>
+      <w:r>
+        <w:rPr>
+          <w:vertAlign w:val="superscript"/>
+          <w:lang w:val="es_ES" w:bidi="es_ES"/>
+        </w:rPr>
+        <w:t>8-9</w:t>
       </w:r>
       <w:r>
         <w:rPr>
@@ -14382,7 +14382,7 @@
         <w:rPr>
           <w:lang w:val="es_ES" w:bidi="es_ES"/>
         </w:rPr>
-        <w:t xml:space="preserve"> Además, ¿piensas que he venido sin el consentimiento del Señor a destruir este lugar? El Señor mismo me dijo: "Sube contra esta tierra y destrúyela".</w:t>
+        <w:t xml:space="preserve"> Además, ¿piensas que he venido sin el consentimiento del Señor a destruir este lugar? El Señor mismo me dijo: “Sube contra esta tierra y destrúyela”.</w:t>
       </w:r>
     </w:p>
     <w:p>
@@ -14403,7 +14403,7 @@
         <w:rPr>
           <w:lang w:val="es_ES" w:bidi="es_ES"/>
         </w:rPr>
-        <w:t xml:space="preserve"> Entonces Eliaquín, Sebna y Joa le dijeron:—Por favor, háblanos en arameo, porque lo entendemos bien. No hables en hebreo. La gente que está sobre la muralla nos está escuchando.</w:t>
+        <w:t xml:space="preserve"> Entonces Eliaquín, Sebna y Joa le dijeron: —Por favor, háblanos en arameo, porque lo entendemos bien. No hables en hebreo. La gente que está sobre la muralla nos está escuchando.</w:t>
       </w:r>
     </w:p>
     <w:p>
@@ -14424,7 +14424,7 @@
         <w:rPr>
           <w:lang w:val="es_ES" w:bidi="es_ES"/>
         </w:rPr>
-        <w:t xml:space="preserve"> Pero el comandante asirio respondió:—¿Acaso mi señor me envió a decir estas cosas solo a ustedes y a tu amo? También las envió a decir a los que están sentados sobre el muro. Como ustedes, ¡tendrán que comer su propio excremento y beber su propia orina!</w:t>
+        <w:t xml:space="preserve"> Pero el comandante asirio respondió: —¿Acaso mi señor me envió a decir estas cosas solo a ustedes y a tu amo? También las envió a decir a los que están sentados sobre el muro. Como ustedes, ¡tendrán que comer su propio excremento y beber su propia orina!</w:t>
       </w:r>
     </w:p>
     <w:p>
@@ -14445,7 +14445,7 @@
         <w:rPr>
           <w:lang w:val="es_ES" w:bidi="es_ES"/>
         </w:rPr>
-        <w:t xml:space="preserve"> Luego gritó en hebreo a los que estaban sobre la muralla:—¡Escuchen el mensaje del gran rey de Asiria!</w:t>
+        <w:t xml:space="preserve"> Luego gritó en hebreo a los que estaban sobre la muralla: —¡Escuchen el mensaje del gran rey de Asiria!</w:t>
       </w:r>
     </w:p>
     <w:p>
@@ -14508,7 +14508,7 @@
         <w:rPr>
           <w:lang w:val="es_ES" w:bidi="es_ES"/>
         </w:rPr>
-        <w:t xml:space="preserve"> No presten atención a Ezequías. Esto dice el rey de Asiria: "Hagan las paces conmigo y salgan ante mí. Así cada uno disfrutará de su propia tierra, de su propia higuera y de su propio pozo.</w:t>
+        <w:t xml:space="preserve"> No presten atención a Ezequías. Esto dice el rey de Asiria: “Hagan las paces conmigo y salgan ante mí. Así cada uno disfrutará de su propia tierra, de su propia higuera y de su propio pozo.</w:t>
       </w:r>
     </w:p>
     <w:p>
@@ -14529,7 +14529,7 @@
         <w:rPr>
           <w:lang w:val="es_ES" w:bidi="es_ES"/>
         </w:rPr>
-        <w:t xml:space="preserve"> Será así hasta que yo venga y los lleve a una tierra como la de ustedes, una tierra de grano y vino nuevo, una tierra de pan y viñedos".</w:t>
+        <w:t xml:space="preserve"> Será así hasta que yo venga y los lleve a una tierra como la de ustedes, una tierra de grano y vino nuevo, una tierra de pan y viñedos”.</w:t>
       </w:r>
     </w:p>
     <w:p>
@@ -14713,7 +14713,7 @@
         <w:rPr>
           <w:lang w:val="es_ES" w:bidi="es_ES"/>
         </w:rPr>
-        <w:t xml:space="preserve"> Le dijeron:—Esto dice Ezequías: "Hoy es un día de angustia, castigo y humillación. Es como cuando un bebé está a punto de nacer, pero la madre no tiene fuerzas para dar a luz.</w:t>
+        <w:t xml:space="preserve"> Le dijeron: —Esto dice Ezequías: “Hoy es un día de angustia, castigo y humillación. Es como cuando un bebé está a punto de nacer, pero la madre no tiene fuerzas para dar a luz.</w:t>
       </w:r>
     </w:p>
     <w:p>
@@ -14734,7 +14734,7 @@
         <w:rPr>
           <w:lang w:val="es_ES" w:bidi="es_ES"/>
         </w:rPr>
-        <w:t xml:space="preserve"> Tal vez el Señor tu Dios haya escuchado las palabras del comandante asirio, enviado por su rey para insultar al Dios viviente. Quizá el Señor tu Dios lo castigue por lo que ha dicho. Eleva una oración por el resto del pueblo que aún sobrevive".</w:t>
+        <w:t xml:space="preserve"> Tal vez el Señor tu Dios haya escuchado las palabras del comandante asirio, enviado por su rey para insultar al Dios viviente. Quizá el Señor tu Dios lo castigue por lo que ha dicho. Eleva una oración por el resto del pueblo que aún sobrevive”.</w:t>
       </w:r>
     </w:p>
     <w:p>
@@ -14776,7 +14776,7 @@
         <w:rPr>
           <w:lang w:val="es_ES" w:bidi="es_ES"/>
         </w:rPr>
-        <w:t xml:space="preserve"> Isaías les respondió:—Díganle al rey Ezequías que esto es lo que el Señor dice: "No temas por las palabras que has escuchado. Con ellas me han insultado los sirvientes del rey de Asiria.</w:t>
+        <w:t xml:space="preserve"> Isaías les respondió: —Díganle al rey Ezequías que esto es lo que el Señor dice: “No temas por las palabras que has escuchado. Con ellas me han insultado los sirvientes del rey de Asiria.</w:t>
       </w:r>
     </w:p>
     <w:p>
@@ -14797,28 +14797,28 @@
         <w:rPr>
           <w:lang w:val="es_ES" w:bidi="es_ES"/>
         </w:rPr>
-        <w:t xml:space="preserve"> Haré que reciba un mensaje que lo obligue a regresar a su tierra. Allí haré que lo maten".</w:t>
-      </w:r>
-    </w:p>
-    <w:p>
-      <w:pPr/>
-      <w:r>
-        <w:rPr>
-          <w:lang w:val="es_ES" w:bidi="es_ES"/>
-        </w:rPr>
-      </w:r>
-      <w:r>
-        <w:rPr>
-          <w:vertAlign w:val="superscript"/>
-          <w:lang w:val="es_ES" w:bidi="es_ES"/>
-        </w:rPr>
-        <w:t>9</w:t>
-      </w:r>
-      <w:r>
-        <w:rPr>
-          <w:lang w:val="es_ES" w:bidi="es_ES"/>
-        </w:rPr>
-        <w:t xml:space="preserve"> El comandante asirio salió de Jerusalén para ir a consultar con su rey, que había dejado Laquis y estaba atacando Libná. Entonces el rey de Asiria recibió la noticia de que Tiracá, rey de Cus, venía a atacarlo.Cuando lo supo, envió de nuevo mensajeros a Ezequías en Jerusalén con este mensaje:</w:t>
+        <w:t xml:space="preserve"> Haré que reciba un mensaje que lo obligue a regresar a su tierra. Allí haré que lo maten”.</w:t>
+      </w:r>
+    </w:p>
+    <w:p>
+      <w:pPr/>
+      <w:r>
+        <w:rPr>
+          <w:lang w:val="es_ES" w:bidi="es_ES"/>
+        </w:rPr>
+      </w:r>
+      <w:r>
+        <w:rPr>
+          <w:vertAlign w:val="superscript"/>
+          <w:lang w:val="es_ES" w:bidi="es_ES"/>
+        </w:rPr>
+        <w:t>8-9</w:t>
+      </w:r>
+      <w:r>
+        <w:rPr>
+          <w:lang w:val="es_ES" w:bidi="es_ES"/>
+        </w:rPr>
+        <w:t xml:space="preserve"> El comandante asirio salió de Jerusalén para ir a consultar con su rey, que había dejado Laquis y estaba atacando Libná. Entonces el rey de Asiria recibió la noticia de que Tiracá, rey de Cus, venía a atacarlo. Cuando lo supo, envió de nuevo mensajeros a Ezequías en Jerusalén con este mensaje:</w:t>
       </w:r>
     </w:p>
     <w:p>
@@ -14902,7 +14902,7 @@
         <w:rPr>
           <w:lang w:val="es_ES" w:bidi="es_ES"/>
         </w:rPr>
-        <w:t xml:space="preserve"> ¿Dónde están el rey de Jamat, el rey de Arfad y los reyes de Sefarvayin, Hená e Ivá?».</w:t>
+        <w:t xml:space="preserve"> ¿Dónde están el rey de Jamat, el rey de Arfad y los reyes de Sefarvayin, Hená e Ivá?”.</w:t>
       </w:r>
     </w:p>
     <w:p>
@@ -14959,7 +14959,7 @@
           <w:vertAlign w:val="superscript"/>
           <w:lang w:val="es_ES" w:bidi="es_ES"/>
         </w:rPr>
-        <w:t>17</w:t>
+        <w:t>16-17</w:t>
       </w:r>
       <w:r>
         <w:rPr>
@@ -15049,7 +15049,7 @@
         <w:rPr>
           <w:lang w:val="es_ES" w:bidi="es_ES"/>
         </w:rPr>
-        <w:t xml:space="preserve"> Entonces Isaías, hijo de Amoz, envió este mensaje al rey Ezequías:—El Señor, Dios de Israel, dice que ha escuchado tu oración acerca de Senaquerib, rey de Asiria.</w:t>
+        <w:t xml:space="preserve"> Entonces Isaías, hijo de Amoz, envió este mensaje al rey Ezequías: —El Señor, Dios de Israel, dice que ha escuchado tu oración acerca de Senaquerib, rey de Asiria.</w:t>
       </w:r>
     </w:p>
     <w:p>
@@ -15112,7 +15112,7 @@
         <w:rPr>
           <w:lang w:val="es_ES" w:bidi="es_ES"/>
         </w:rPr>
-        <w:t xml:space="preserve"> Con tus mensajeros has insultado al Señor. Has dicho: "Con mis numerosos carros he subido a las cumbres de los montes, a las alturas del Líbano. He cortado sus cedros más altos y sus cipreses más selectos. He llegado a sus rincones más lejanos y a sus bosques más frondosos".</w:t>
+        <w:t xml:space="preserve"> Con tus mensajeros has insultado al Señor. Has dicho: “Con mis numerosos carros he subido a las cumbres de los montes, a las alturas del Líbano. He cortado sus cedros más altos y sus cipreses más selectos. He llegado a sus rincones más lejanos y a sus bosques más frondosos”.</w:t>
       </w:r>
     </w:p>
     <w:p>
@@ -15443,7 +15443,7 @@
         <w:rPr>
           <w:lang w:val="es_ES" w:bidi="es_ES"/>
         </w:rPr>
-        <w:t xml:space="preserve"> Por ese tiempo, Ezequías se enfermó gravemente. El profeta Isaías, hijo de Amoz, fue a visitarlo y le dio este mensaje del Señor:—Arregla todos tus asuntos, porque vas a morir. No te recuperarás de esta enfermedad.</w:t>
+        <w:t xml:space="preserve"> Por ese tiempo, Ezequías se enfermó gravemente. El profeta Isaías, hijo de Amoz, fue a visitarlo y le dio este mensaje del Señor: —Arregla todos tus asuntos, porque vas a morir. No te recuperarás de esta enfermedad.</w:t>
       </w:r>
     </w:p>
     <w:p>
@@ -15485,7 +15485,7 @@
         <w:rPr>
           <w:lang w:val="es_ES" w:bidi="es_ES"/>
         </w:rPr>
-        <w:t xml:space="preserve"> —Señor, por favor, acuérdate de que he vivido delante de ti con fidelidad y con un corazón sincero. He hecho lo que es bueno delante de tus ojos.Y Ezequías lloró amargamente.</w:t>
+        <w:t xml:space="preserve"> —Señor, por favor, acuérdate de que he vivido delante de ti con fidelidad y con un corazón sincero. He hecho lo que es bueno delante de tus ojos. Y Ezequías lloró amargamente.</w:t>
       </w:r>
     </w:p>
     <w:p>
@@ -15527,7 +15527,7 @@
         <w:rPr>
           <w:lang w:val="es_ES" w:bidi="es_ES"/>
         </w:rPr>
-        <w:t xml:space="preserve"> —Regresa y dile a Ezequías que así dice el Señor, el Dios de tu antepasado David: "He escuchado tu oración y he visto tus lágrimas. Te daré 15 años más de vida.</w:t>
+        <w:t xml:space="preserve"> —Regresa y dile a Ezequías que así dice el Señor, el Dios de tu antepasado David: “He escuchado tu oración y he visto tus lágrimas. Te daré 15 años más de vida.</w:t>
       </w:r>
     </w:p>
     <w:p>
@@ -15590,7 +15590,7 @@
         <w:rPr>
           <w:lang w:val="es_ES" w:bidi="es_ES"/>
         </w:rPr>
-        <w:t xml:space="preserve"> haré que la sombra retroceda 10 escalones en la escalinata del reloj de sol de Acaz.Entonces la sombra retrocedió 10 escalones en la escalinata del reloj de sol.</w:t>
+        <w:t xml:space="preserve"> haré que la sombra retroceda 10 escalones en la escalinata del reloj de sol de Acaz. Entonces la sombra retrocedió 10 escalones en la escalinata del reloj de sol”.</w:t>
       </w:r>
     </w:p>
     <w:p>
@@ -15863,7 +15863,7 @@
         <w:rPr>
           <w:lang w:val="es_ES" w:bidi="es_ES"/>
         </w:rPr>
-        <w:t xml:space="preserve"> Isaías les había dicho a los siervos de Ezequías:—Preparen una pasta de higos, aplíquenla sobre la llaga y sanará.</w:t>
+        <w:t xml:space="preserve"> Isaías les había dicho a los siervos de Ezequías: —Preparen una pasta de higos, aplíquenla sobre la llaga y sanará.</w:t>
       </w:r>
     </w:p>
     <w:p>
@@ -15884,7 +15884,7 @@
         <w:rPr>
           <w:lang w:val="es_ES" w:bidi="es_ES"/>
         </w:rPr>
-        <w:t xml:space="preserve"> Y Ezequías había preguntado:—¿Qué señal me dará el Señor como prueba de que me sanará?</w:t>
+        <w:t xml:space="preserve"> Y Ezequías había preguntado: —¿Qué señal me dará el Señor como prueba de que me sanará?</w:t>
       </w:r>
     </w:p>
     <w:p>
@@ -15963,7 +15963,7 @@
         <w:rPr>
           <w:lang w:val="es_ES" w:bidi="es_ES"/>
         </w:rPr>
-        <w:t xml:space="preserve"> Entonces el profeta Isaías fue a ver al rey Ezequías y le preguntó:—¿Qué te dijeron esos hombres? ¿De dónde vinieron?Ezequías respondió:—Vinieron desde muy lejos, desde Babilonia.</w:t>
+        <w:t xml:space="preserve"> Entonces el profeta Isaías fue a ver al rey Ezequías y le preguntó: —¿Qué te dijeron esos hombres? ¿De dónde vinieron? Ezequías respondió: —Vinieron desde muy lejos, desde Babilonia.</w:t>
       </w:r>
     </w:p>
     <w:p>
@@ -15984,7 +15984,7 @@
         <w:rPr>
           <w:lang w:val="es_ES" w:bidi="es_ES"/>
         </w:rPr>
-        <w:t xml:space="preserve"> —¿Qué vieron en tu palacio? —preguntó Isaías.Ezequías respondió:—Les mostré todo lo que tengo, todos mis tesoros.</w:t>
+        <w:t xml:space="preserve"> —¿Qué vieron en tu palacio? —preguntó Isaías. Ezequías respondió: —Les mostré todo lo que tengo, todos mis tesoros.</w:t>
       </w:r>
     </w:p>
     <w:p>
@@ -16005,7 +16005,7 @@
         <w:rPr>
           <w:lang w:val="es_ES" w:bidi="es_ES"/>
         </w:rPr>
-        <w:t xml:space="preserve"> Entonces Isaías le dijo:—Escucha este mensaje del Señor Todopoderoso.</w:t>
+        <w:t xml:space="preserve"> Entonces Isaías le dijo: —Escucha este mensaje del Señor Todopoderoso.</w:t>
       </w:r>
     </w:p>
     <w:p>
@@ -16068,7 +16068,7 @@
         <w:rPr>
           <w:lang w:val="es_ES" w:bidi="es_ES"/>
         </w:rPr>
-        <w:t xml:space="preserve"> Ezequías respondió:—Está bien. Lo que el Señor dice es bueno. Pensaba para sí: «Al menos habrá paz mientras yo viva».</w:t>
+        <w:t xml:space="preserve"> Ezequías respondió: —Está bien. Lo que el Señor dice es bueno. Pensaba para sí: “Al menos habrá paz mientras yo viva”.</w:t>
       </w:r>
     </w:p>
     <w:p>
@@ -16147,7 +16147,7 @@
         <w:rPr>
           <w:lang w:val="es_ES" w:bidi="es_ES"/>
         </w:rPr>
-        <w:t xml:space="preserve"> Una voz grita:—Abran un camino para el Señor en el desierto. Tracen una calzada recta para nuestro Dios en el desierto.</w:t>
+        <w:t xml:space="preserve"> Una voz grita: —Abran un camino para el Señor en el desierto. Tracen una calzada recta para nuestro Dios en el desierto.</w:t>
       </w:r>
     </w:p>
     <w:p>
@@ -16210,7 +16210,7 @@
         <w:rPr>
           <w:lang w:val="es_ES" w:bidi="es_ES"/>
         </w:rPr>
-        <w:t xml:space="preserve"> Una voz dice:—¡Proclama!—¿Qué debo proclamar? —pregunto yo.—Proclama que toda la humanidad es como la hierba, y toda su gloria es como la flor del campo.</w:t>
+        <w:t xml:space="preserve"> Una voz dice: —¡Proclama! —¿Qué debo proclamar? —pregunto yo. —Proclama que toda la humanidad es como la hierba, y toda su gloria es como la flor del campo.</w:t>
       </w:r>
     </w:p>
     <w:p>
@@ -16273,7 +16273,7 @@
         <w:rPr>
           <w:lang w:val="es_ES" w:bidi="es_ES"/>
         </w:rPr>
-        <w:t xml:space="preserve"> Tú que anuncias buenas noticias a Sion, ¡sube a un monte alto! Tú que anuncias buenas noticias a Jerusalén, ¡alza tu voz con fuerza! ¡Álzala sin temor! Di a las ciudades de Judá:—¡Aquí está su Dios!</w:t>
+        <w:t xml:space="preserve"> Tú que anuncias buenas noticias a Sion, ¡sube a un monte alto! Tú que anuncias buenas noticias a Jerusalén, ¡alza tu voz con fuerza! ¡Álzala sin temor! Di a las ciudades de Judá: —¡Aquí está su Dios!</w:t>
       </w:r>
     </w:p>
     <w:p>
@@ -16877,7 +16877,7 @@
         <w:rPr>
           <w:lang w:val="es_ES" w:bidi="es_ES"/>
         </w:rPr>
-        <w:t xml:space="preserve"> Cada uno anima a su compañero y le dice:—¡Ánimo!</w:t>
+        <w:t xml:space="preserve"> Cada uno anima a su compañero y le dice: —¡Ánimo!</w:t>
       </w:r>
     </w:p>
     <w:p>
@@ -16898,7 +16898,7 @@
         <w:rPr>
           <w:lang w:val="es_ES" w:bidi="es_ES"/>
         </w:rPr>
-        <w:t xml:space="preserve"> El artesano anima al orfebre y el que aplana con el martillo anima al que trabaja en el yunque. Dice acerca de la soldadura:—Está bien hecha.Luego asegura el ídolo con clavos para que no se caiga.</w:t>
+        <w:t xml:space="preserve"> El artesano anima al orfebre y el que aplana con el martillo anima al que trabaja en el yunque. Dice acerca de la soldadura: —Está bien hecha. Luego asegura el ídolo con clavos para que no se caiga.</w:t>
       </w:r>
     </w:p>
     <w:p>
@@ -16940,7 +16940,7 @@
         <w:rPr>
           <w:lang w:val="es_ES" w:bidi="es_ES"/>
         </w:rPr>
-        <w:t xml:space="preserve"> Te traje desde los confines de la tierra y te llamé desde sus rincones más lejanos. Te dije:—Tú eres mi siervo. Te he escogido y no te he rechazado.</w:t>
+        <w:t xml:space="preserve"> Te traje desde los confines de la tierra y te llamé desde sus rincones más lejanos. Te dije: —Tú eres mi siervo. Te he escogido y no te he rechazado.</w:t>
       </w:r>
     </w:p>
     <w:p>
@@ -17024,7 +17024,7 @@
         <w:rPr>
           <w:lang w:val="es_ES" w:bidi="es_ES"/>
         </w:rPr>
-        <w:t xml:space="preserve"> Yo, el Señor tu Dios, te tomo de la mano derecha y te digo:—No temas, yo te ayudaré.</w:t>
+        <w:t xml:space="preserve"> Yo, el Señor tu Dios, te tomo de la mano derecha y te digo: —No temas, yo te ayudaré.</w:t>
       </w:r>
     </w:p>
     <w:p>
@@ -17318,7 +17318,7 @@
         <w:rPr>
           <w:lang w:val="es_ES" w:bidi="es_ES"/>
         </w:rPr>
-        <w:t xml:space="preserve"> Yo fui el primero en decirle a Jerusalén:—¡Miren, aquí están! Y envié un mensajero con buenas noticias a Jerusalén.</w:t>
+        <w:t xml:space="preserve"> Yo fui el primero en decirle a Jerusalén: —¡Miren, aquí están! Y envié un mensajero con buenas noticias a Jerusalén.</w:t>
       </w:r>
     </w:p>
     <w:p>
@@ -17938,7 +17938,7 @@
         <w:rPr>
           <w:lang w:val="es_ES" w:bidi="es_ES"/>
         </w:rPr>
-        <w:t xml:space="preserve"> Ahora, el Señor, quien te creó, dice:—No temas, Israel, porque yo te he rescatado.Te he llamado por tu nombre; tú eres mío.</w:t>
+        <w:t xml:space="preserve"> Ahora, el Señor, quien te creó, dice: —No temas, Israel, porque yo te he rescatado. Te he llamado por tu nombre; tú eres mío.</w:t>
       </w:r>
     </w:p>
     <w:p>
@@ -18043,7 +18043,7 @@
         <w:rPr>
           <w:lang w:val="es_ES" w:bidi="es_ES"/>
         </w:rPr>
-        <w:t xml:space="preserve"> Diré al norte: "Entrégalos", y al sur: "No los retengas". Traeré a mis hijos y a mis hijas desde lejos.</w:t>
+        <w:t xml:space="preserve"> Diré al norte: “Entrégalos”, y al sur: “No los retengas”. Traeré a mis hijos y a mis hijas desde lejos.</w:t>
       </w:r>
     </w:p>
     <w:p>
@@ -18211,7 +18211,7 @@
         <w:rPr>
           <w:lang w:val="es_ES" w:bidi="es_ES"/>
         </w:rPr>
-        <w:t xml:space="preserve"> El Señor, su Redentor, el Santo de Israel, dice:—Por amor a ustedes enviaré un ejército invasor contra Babilonia. Derribaré todas sus defensas. La alegría de los babilonios se convertirá en dolor.</w:t>
+        <w:t xml:space="preserve"> El Señor, su Redentor, el Santo de Israel, dice: —Por amor a ustedes enviaré un ejército invasor contra Babilonia. Derribaré todas sus defensas. La alegría de los babilonios se convertirá en dolor.</w:t>
       </w:r>
     </w:p>
     <w:p>
@@ -18563,7 +18563,7 @@
         <w:rPr>
           <w:lang w:val="es_ES" w:bidi="es_ES"/>
         </w:rPr>
-        <w:t xml:space="preserve"> Esto dice el Señor, quien te hizo y te formó desde el vientre, quien te ofrece su ayuda:—No temas, Jacob, mi siervo; no temas, mi amado Israel.</w:t>
+        <w:t xml:space="preserve"> Esto dice el Señor, quien te hizo y te formó desde el vientre, quien te ofrece su ayuda: —No temas, Jacob, mi siervo; no temas, mi amado Israel.</w:t>
       </w:r>
     </w:p>
     <w:p>
@@ -18626,7 +18626,7 @@
         <w:rPr>
           <w:lang w:val="es_ES" w:bidi="es_ES"/>
         </w:rPr>
-        <w:t xml:space="preserve"> Uno dirá: "Yo pertenezco al Señor"; otro llevará con orgullo el nombre de Jacob; otro escribirá en su mano: "Del Señor", y tomará para sí el nombre de Israel.</w:t>
+        <w:t xml:space="preserve"> Uno dirá: “Yo pertenezco al Señor”; otro llevará con orgullo el nombre de Jacob; otro escribirá en su mano: “Del Señor”, y tomará para sí el nombre de Israel.</w:t>
       </w:r>
     </w:p>
     <w:p>
@@ -18647,7 +18647,7 @@
         <w:rPr>
           <w:lang w:val="es_ES" w:bidi="es_ES"/>
         </w:rPr>
-        <w:t xml:space="preserve"> Esto dice el Señor, Rey de Israel, su Redentor, el Señor Todopoderoso:—Yo soy el primero y el último; no hay otro Dios fuera de mí.</w:t>
+        <w:t xml:space="preserve"> Esto dice el Señor, Rey de Israel, su Redentor, el Señor Todopoderoso: —Yo soy el primero y el último; no hay otro Dios fuera de mí.</w:t>
       </w:r>
     </w:p>
     <w:p>
@@ -18878,7 +18878,7 @@
         <w:rPr>
           <w:lang w:val="es_ES" w:bidi="es_ES"/>
         </w:rPr>
-        <w:t xml:space="preserve"> Con el resto hace su dios, un ídolo tallado. Se postra ante él, lo adora y le ruega:—Sálvame, porque tú eres mi dios.</w:t>
+        <w:t xml:space="preserve"> Con el resto hace su dios, un ídolo tallado. Se postra ante él, lo adora y le ruega: —Sálvame, porque tú eres mi dios.</w:t>
       </w:r>
     </w:p>
     <w:p>
@@ -18920,7 +18920,7 @@
         <w:rPr>
           <w:lang w:val="es_ES" w:bidi="es_ES"/>
         </w:rPr>
-        <w:t xml:space="preserve"> No se detiene a pensar ni a reflexionar: «La mitad la quemé en el fuego, horneé pan sobre las brasas, asé carne y la comí. ¿Voy a hacer con el resto algo abominable? ¿Voy a postrarme ante un pedazo de madera?».</w:t>
+        <w:t xml:space="preserve"> No se detiene a pensar ni a reflexionar: “La mitad la quemé en el fuego, horneé pan sobre las brasas, asé carne y la comí. ¿Voy a hacer con el resto algo abominable? ¿Voy a postrarme ante un pedazo de madera?”.</w:t>
       </w:r>
     </w:p>
     <w:p>
@@ -18941,7 +18941,7 @@
         <w:rPr>
           <w:lang w:val="es_ES" w:bidi="es_ES"/>
         </w:rPr>
-        <w:t xml:space="preserve"> Se alimenta de cenizas; su corazón engañado lo extravía. No puede salvarse a sí mismo ni preguntarse: «¿Acaso no es una mentira lo que tengo en la mano?».</w:t>
+        <w:t xml:space="preserve"> Se alimenta de cenizas; su corazón engañado lo extravía. No puede salvarse a sí mismo ni preguntarse: «¿Acaso no es una mentira lo que tengo en la mano?”.</w:t>
       </w:r>
     </w:p>
     <w:p>
@@ -19004,7 +19004,7 @@
         <w:rPr>
           <w:lang w:val="es_ES" w:bidi="es_ES"/>
         </w:rPr>
-        <w:t xml:space="preserve"> ¡Canten, cielos, porque el Señor ha hecho esto! ¡Griten de alegría, profundidades de la tierra! ¡Prorrumpan en cantos, montañas, bosques y todos sus árboles! Porque el Señor ha redimido a Jacob y muestra su gloria en Israel.</w:t>
+        <w:t xml:space="preserve"> ¡Canten, cielos, porque el Señor ha hecho esto! ¡Griten de alegría, profundidades de la tierra! ¡Prorrumpan en cantos, montañas, bosques y todos sus árboles! El Señor ha redimido a Jacob y muestra su gloria en Israel.</w:t>
       </w:r>
     </w:p>
     <w:p>
@@ -19025,7 +19025,7 @@
         <w:rPr>
           <w:lang w:val="es_ES" w:bidi="es_ES"/>
         </w:rPr>
-        <w:t xml:space="preserve"> El Señor, tu Redentor, quien te formó desde el vientre, dice:—Yo soy el Señor, Creador de todas las cosas. Yo solo extendí los cielos. No había nadie conmigo.</w:t>
+        <w:t xml:space="preserve"> El Señor, tu Redentor, quien te formó desde el vientre, dice: —Yo soy el Señor, Creador de todas las cosas. Yo solo extendí los cielos. No había nadie conmigo.</w:t>
       </w:r>
     </w:p>
     <w:p>
@@ -19088,7 +19088,7 @@
         <w:rPr>
           <w:lang w:val="es_ES" w:bidi="es_ES"/>
         </w:rPr>
-        <w:t xml:space="preserve"> Yo digo a las profundidades: "¡Séquense!", y se secan.</w:t>
+        <w:t xml:space="preserve"> Yo digo a las profundidades: "¡Séquense!”, y se secan.</w:t>
       </w:r>
     </w:p>
     <w:p>
@@ -19314,7 +19314,7 @@
         <w:rPr>
           <w:lang w:val="es_ES" w:bidi="es_ES"/>
         </w:rPr>
-        <w:t xml:space="preserve"> ¡Ay de quien discute con su Creador! No es más que un pedazo de barro entre otros pedazos de barro. El barro no le dice al alfarero: "¿Qué estás haciendo?", ¿no? La vasija no le reclama: "¡No tienes manos!", ¿verdad?</w:t>
+        <w:t xml:space="preserve"> ¡Ay de quien discute con su Creador! No es más que un pedazo de barro entre otros pedazos de barro. El barro no le dice al alfarero: "¿Qué estás haciendo?”, ¿no? La vasija no le reclama: "¡No tienes manos!”, ¿verdad?</w:t>
       </w:r>
     </w:p>
     <w:p>
@@ -19335,7 +19335,7 @@
         <w:rPr>
           <w:lang w:val="es_ES" w:bidi="es_ES"/>
         </w:rPr>
-        <w:t xml:space="preserve"> Hay quien le dice a su padre: "¡Mira lo que has engendrado!", o a su madre: "¡Mira lo que has dado a luz!". ¡Ay de ellos!</w:t>
+        <w:t xml:space="preserve"> Hay quien le dice a su padre: "¡Mira lo que has engendrado!”, o a su madre: "¡Mira lo que has dado a luz!”. ¡Ay de ellos!</w:t>
       </w:r>
     </w:p>
     <w:p>
@@ -19356,7 +19356,7 @@
         <w:rPr>
           <w:lang w:val="es_ES" w:bidi="es_ES"/>
         </w:rPr>
-        <w:t xml:space="preserve"> El Señor, el Santo de Israel, el Creador de Israel, dice:—¿Acaso van a cuestionarme sobre mis hijos o a darme órdenes sobre la obra de mis manos?</w:t>
+        <w:t xml:space="preserve"> El Señor, el Santo de Israel, el Creador de Israel, dice: —¿Acaso van a cuestionarme sobre mis hijos o a darme órdenes sobre la obra de mis manos?</w:t>
       </w:r>
     </w:p>
     <w:p>
@@ -19419,7 +19419,7 @@
         <w:rPr>
           <w:lang w:val="es_ES" w:bidi="es_ES"/>
         </w:rPr>
-        <w:t xml:space="preserve"> El Señor dice:—Los productos de Egipto, las riquezas de Etiopía y los sabeos de gran estatura pasarán a ti y serán tuyos. Irán detrás de ti encadenados, se postrarán ante ti y declararán: "Solo en ti está Dios, y no hay ningún otro. No hay otro Dios".</w:t>
+        <w:t xml:space="preserve"> El Señor dice: —Los productos de Egipto, las riquezas de Etiopía y los sabeos de gran estatura pasarán a ti y serán tuyos. Irán detrás de ti encadenados, se postrarán ante ti y declararán: “Solo en ti está Dios, y no hay ningún otro. No hay otro Dios”.</w:t>
       </w:r>
     </w:p>
     <w:p>
@@ -19503,7 +19503,7 @@
         <w:rPr>
           <w:lang w:val="es_ES" w:bidi="es_ES"/>
         </w:rPr>
-        <w:t xml:space="preserve"> El Señor creó los cielos y los formó. Hizo la tierra y todo lo que hay en ella. La estableció para que fuera habitada, no para que quedara vacía. Esto dice:—Yo soy el Señor, y no hay otro.</w:t>
+        <w:t xml:space="preserve"> El Señor creó los cielos y los formó. Hizo la tierra y todo lo que hay en ella. La estableció para que fuera habitada, no para que quedara vacía. Esto dice: —Yo soy el Señor, y no hay otro.</w:t>
       </w:r>
     </w:p>
     <w:p>
@@ -19524,7 +19524,7 @@
         <w:rPr>
           <w:lang w:val="es_ES" w:bidi="es_ES"/>
         </w:rPr>
-        <w:t xml:space="preserve"> Nunca hablé en secreto ni murmuré en algún lugar oscuro. No le dije a los descendientes de Jacob: "Búsquenme en el caos". Yo, el Señor, hablo con verdad y declaro lo que es justo.</w:t>
+        <w:t xml:space="preserve"> Nunca hablé en secreto ni murmuré en algún lugar oscuro. No le dije a los descendientes de Jacob: “Búsquenme en el caos”. Yo, el Señor, hablo con verdad y declaro lo que es justo.</w:t>
       </w:r>
     </w:p>
     <w:p>
@@ -19629,7 +19629,7 @@
         <w:rPr>
           <w:lang w:val="es_ES" w:bidi="es_ES"/>
         </w:rPr>
-        <w:t xml:space="preserve"> Dirán de mí: "Solo en el Señor hay justicia y fuerza". Todos los que se enojaron contra él vendrán a él avergonzados.</w:t>
+        <w:t xml:space="preserve"> Dirán de mí: “Solo en el Señor hay justicia y fuerza”. Todos los que se enojaron contra él vendrán a él avergonzados.</w:t>
       </w:r>
     </w:p>
     <w:p>
@@ -20123,7 +20123,7 @@
         <w:rPr>
           <w:lang w:val="es_ES" w:bidi="es_ES"/>
         </w:rPr>
-        <w:t xml:space="preserve"> »Ahora escucha esto, nación entregada a los placeres. Vives confiada y dices en tu corazón: "Yo soy, y no hay otra fuera de mí. Nunca quedaré viuda ni perderé a mis hijos".</w:t>
+        <w:t xml:space="preserve"> »Ahora escucha esto, nación entregada a los placeres. Vives confiada y dices en tu corazón: “Yo soy, y no hay otra fuera de mí. Nunca quedaré viuda ni perderé a mis hijos”.</w:t>
       </w:r>
     </w:p>
     <w:p>
@@ -20165,7 +20165,7 @@
         <w:rPr>
           <w:lang w:val="es_ES" w:bidi="es_ES"/>
         </w:rPr>
-        <w:t xml:space="preserve"> Te sentías segura en tu maldad y decías: "Nadie me ve". Tu sabiduría y tu conocimiento te engañaron. Dijiste en tu corazón: "Yo soy, y no hay otra fuera de mí".</w:t>
+        <w:t xml:space="preserve"> Te sentías segura en tu maldad y decías: “Nadie me ve”. Tu sabiduría y tu conocimiento te engañaron. Dijiste en tu corazón: “Yo soy, y no hay otra fuera de mí”.</w:t>
       </w:r>
     </w:p>
     <w:p>
@@ -20391,7 +20391,7 @@
         <w:rPr>
           <w:lang w:val="es_ES" w:bidi="es_ES"/>
         </w:rPr>
-        <w:t xml:space="preserve"> Por eso les anuncié estas cosas con anticipación. Se las hice saber antes de que sucedieran, para que no dijeran: "Mi ídolo las hizo; mi imagen tallada y mi ídolo de metal fundido las ordenaron".</w:t>
+        <w:t xml:space="preserve"> Por eso les anuncié estas cosas con anticipación. Se las hice saber antes de que sucedieran, para que no dijeran: “Mi ídolo las hizo; mi imagen tallada y mi ídolo de metal fundido las ordenaron”.</w:t>
       </w:r>
     </w:p>
     <w:p>
@@ -20433,7 +20433,7 @@
         <w:rPr>
           <w:lang w:val="es_ES" w:bidi="es_ES"/>
         </w:rPr>
-        <w:t xml:space="preserve"> Acaban de ser creadas, no existían antes de hoy. Antes de hoy no habían oído de ellas, para que no pudieran decir: "¡Ya lo sabíamos!".</w:t>
+        <w:t xml:space="preserve"> Acaban de ser creadas, no existían antes de hoy. Antes de hoy no habían oído de ellas, para que no pudieran decir: "¡Ya lo sabíamos!”.</w:t>
       </w:r>
     </w:p>
     <w:p>
@@ -20643,7 +20643,7 @@
         <w:rPr>
           <w:lang w:val="es_ES" w:bidi="es_ES"/>
         </w:rPr>
-        <w:t xml:space="preserve"> El Señor, su Redentor, el Santo de Israel, dice:—Yo soy el Señor su Dios, que les enseña lo que les conviene y los guía por el camino que deben seguir.</w:t>
+        <w:t xml:space="preserve"> El Señor, su Redentor, el Santo de Israel, dice: —Yo soy el Señor su Dios, que les enseña lo que les conviene y los guía por el camino que deben seguir.</w:t>
       </w:r>
     </w:p>
     <w:p>
@@ -20706,7 +20706,7 @@
         <w:rPr>
           <w:lang w:val="es_ES" w:bidi="es_ES"/>
         </w:rPr>
-        <w:t xml:space="preserve"> ¡Salgan de Babilonia! ¡Huyan de los caldeos! Anuncien esto con gritos de alegría y proclámenlo. Llévenlo hasta los confines de la tierra. Digan:—El Señor ha redimido a su siervo Jacob.</w:t>
+        <w:t xml:space="preserve"> ¡Salgan de Babilonia! ¡Huyan de los caldeos! Anuncien esto con gritos de alegría y proclámenlo. Llévenlo hasta los confines de la tierra. Digan: —El Señor ha redimido a su siervo Jacob.</w:t>
       </w:r>
     </w:p>
     <w:p>
@@ -20911,28 +20911,28 @@
         <w:rPr>
           <w:lang w:val="es_ES" w:bidi="es_ES"/>
         </w:rPr>
-        <w:t xml:space="preserve"> El Señor, el Redentor y Santo de Israel, habla al que es despreciado y rechazado por la humanidad. Habla al que está sometido bajo los gobernantes del mundo. Dice:—Los reyes se pondrán de pie cuando pases, y los príncipes se inclinarán ante ti. Esto sucederá porque el Señor te ha elegido. Él es fiel y cumplirá lo que ha prometido.</w:t>
-      </w:r>
-    </w:p>
-    <w:p>
-      <w:pPr/>
-      <w:r>
-        <w:rPr>
-          <w:lang w:val="es_ES" w:bidi="es_ES"/>
-        </w:rPr>
-      </w:r>
-      <w:r>
-        <w:rPr>
-          <w:vertAlign w:val="superscript"/>
-          <w:lang w:val="es_ES" w:bidi="es_ES"/>
-        </w:rPr>
-        <w:t>9</w:t>
-      </w:r>
-      <w:r>
-        <w:rPr>
-          <w:lang w:val="es_ES" w:bidi="es_ES"/>
-        </w:rPr>
-        <w:t xml:space="preserve"> El Señor dice:—En el momento oportuno te respondí. En el día de salvación te ayudé. Te protegeré y te daré como pacto al pueblo para restaurar la tierra y repartir las heredades desoladas. Dirás a los cautivos: "¡Salgan!", y a los que están en tinieblas: "¡Muéstrense!". Pastorearán junto a los caminos y en todas las colinas encontrarán pastos.</w:t>
+        <w:t xml:space="preserve"> El Señor, el Redentor y Santo de Israel, habla al que es despreciado y rechazado por la humanidad. Habla al que está sometido bajo los gobernantes del mundo. Dice: —Los reyes se pondrán de pie cuando pases, y los príncipes se inclinarán ante ti. Esto sucederá porque el Señor te ha elegido. Él es fiel y cumplirá lo que ha prometido.</w:t>
+      </w:r>
+    </w:p>
+    <w:p>
+      <w:pPr/>
+      <w:r>
+        <w:rPr>
+          <w:lang w:val="es_ES" w:bidi="es_ES"/>
+        </w:rPr>
+      </w:r>
+      <w:r>
+        <w:rPr>
+          <w:vertAlign w:val="superscript"/>
+          <w:lang w:val="es_ES" w:bidi="es_ES"/>
+        </w:rPr>
+        <w:t>8-9</w:t>
+      </w:r>
+      <w:r>
+        <w:rPr>
+          <w:lang w:val="es_ES" w:bidi="es_ES"/>
+        </w:rPr>
+        <w:t xml:space="preserve"> El Señor dice: —En el momento oportuno te respondí. En el día de salvación te ayudé. Te protegeré y te daré como pacto al pueblo para restaurar la tierra y repartir las heredades desoladas. Dirás a los cautivos: "¡Salgan!”, y a los que están en tinieblas: "¡Muéstrense!”. Pastorearán junto a los caminos y en todas las colinas encontrarán pastos.</w:t>
       </w:r>
     </w:p>
     <w:p>
@@ -21037,7 +21037,7 @@
         <w:rPr>
           <w:lang w:val="es_ES" w:bidi="es_ES"/>
         </w:rPr>
-        <w:t xml:space="preserve"> Pero ellos dicen:—El Señor nos ha abandonado, nos ha olvidado.</w:t>
+        <w:t xml:space="preserve"> Pero ellos dicen: —El Señor nos ha abandonado, nos ha olvidado.</w:t>
       </w:r>
     </w:p>
     <w:p>
@@ -21058,7 +21058,7 @@
         <w:rPr>
           <w:lang w:val="es_ES" w:bidi="es_ES"/>
         </w:rPr>
-        <w:t xml:space="preserve"> El Señor responde:—¿Puede una madre olvidar a su bebé y no amar al hijo que llevó en su vientre? Aunque ella pudiera olvidarlo, yo no te olvidaré.</w:t>
+        <w:t xml:space="preserve"> El Señor responde: —¿Puede una madre olvidar a su bebé y no amar al hijo que llevó en su vientre? Aunque ella pudiera olvidarlo, yo no te olvidaré.</w:t>
       </w:r>
     </w:p>
     <w:p>
@@ -21163,7 +21163,7 @@
         <w:rPr>
           <w:lang w:val="es_ES" w:bidi="es_ES"/>
         </w:rPr>
-        <w:t xml:space="preserve"> Los hijos que nacieron durante tu exilio dirán: "Este lugar es demasiado pequeño para nosotros. ¡Necesitamos más espacio!".</w:t>
+        <w:t xml:space="preserve"> Los hijos que nacieron durante tu exilio dirán: “Este lugar es demasiado pequeño para nosotros. ¡Necesitamos más espacio!”.</w:t>
       </w:r>
     </w:p>
     <w:p>
@@ -21184,7 +21184,7 @@
         <w:rPr>
           <w:lang w:val="es_ES" w:bidi="es_ES"/>
         </w:rPr>
-        <w:t xml:space="preserve"> Entonces te preguntarás: "¿Quién nos ha dado a todos estos hijos? La mayoría de nuestros hijos murieron y el resto fue llevado cautivo. Nos dejaron solos aquí. ¿Quién crio a todos estos? ¿De dónde vinieron?".</w:t>
+        <w:t xml:space="preserve"> Entonces te preguntarás: "¿Quién nos ha dado a todos estos hijos? La mayoría de nuestros hijos murieron y el resto fue llevado cautivo. Nos dejaron solos aquí. ¿Quién crio a todos estos? ¿De dónde vinieron?”.</w:t>
       </w:r>
     </w:p>
     <w:p>
@@ -21205,7 +21205,7 @@
         <w:rPr>
           <w:lang w:val="es_ES" w:bidi="es_ES"/>
         </w:rPr>
-        <w:t xml:space="preserve"> El Señor Dios dice:—Mira, haré una señal a las naciones y ellas les traerán a tus hijos en brazos y a tus hijas sobre sus hombros.</w:t>
+        <w:t xml:space="preserve"> El Señor Dios dice: —Mira, haré una señal a las naciones y ellas les traerán a tus hijos en brazos y a tus hijas sobre sus hombros.</w:t>
       </w:r>
     </w:p>
     <w:p>
@@ -21268,7 +21268,7 @@
         <w:rPr>
           <w:lang w:val="es_ES" w:bidi="es_ES"/>
         </w:rPr>
-        <w:t xml:space="preserve"> Pero el Señor dice:—Sí, los cautivos del guerrero serán liberados y el botín del tirano será rescatado. Yo pelearé contra los que pelean contra ti y salvaré a tus hijos.</w:t>
+        <w:t xml:space="preserve"> Pero el Señor dice: —Sí, los cautivos del guerrero serán liberados y el botín del tirano será rescatado. Yo pelearé contra los que pelean contra ti y salvaré a tus hijos.</w:t>
       </w:r>
     </w:p>
     <w:p>
@@ -21326,7 +21326,7 @@
         <w:rPr>
           <w:lang w:val="es_ES" w:bidi="es_ES"/>
         </w:rPr>
-        <w:t xml:space="preserve"> El Señor dice:—¿Dónde está el certificado de divorcio con el que despedí a su madre? ¿A cuál de mis acreedores los vendí? Ustedes fueron vendidos por sus pecados y su madre fue despedida por sus transgresiones.</w:t>
+        <w:t xml:space="preserve"> El Señor dice: —¿Dónde está el certificado de divorcio con el que despedí a su madre? ¿A cuál de mis acreedores los vendí? Ustedes fueron vendidos por sus pecados y su madre fue despedida por sus transgresiones.</w:t>
       </w:r>
     </w:p>
     <w:p>
@@ -21573,7 +21573,7 @@
         <w:rPr>
           <w:lang w:val="es_ES" w:bidi="es_ES"/>
         </w:rPr>
-        <w:t xml:space="preserve"> Dice el Señor:—¡Escúchenme, ustedes que buscan la justicia y siguen al Señor! Piensen en la roca de la cual fueron cortados, en la cantera de la cual fueron extraídos.</w:t>
+        <w:t xml:space="preserve"> Dice el Señor: —¡Escúchenme, ustedes que buscan la justicia y siguen al Señor! Piensen en la roca de la cual fueron cortados, en la cantera de la cual fueron extraídos.</w:t>
       </w:r>
     </w:p>
     <w:p>
@@ -21741,7 +21741,7 @@
         <w:rPr>
           <w:lang w:val="es_ES" w:bidi="es_ES"/>
         </w:rPr>
-        <w:t xml:space="preserve"> ¡Despierta, despierta! ¡Vístete de poder, brazo del Señor! Despierta como en los días antiguos, como en las generaciones pasadas. ¿No fuiste tú quien despedazó a Rahab1 y atravesó a ese monstruo marino?</w:t>
+        <w:t xml:space="preserve"> ¡Despierta, despierta! ¡Vístete de poder, brazo del Señor! Despierta como en los días antiguos, como en las generaciones pasadas. ¿No fuiste tú quien despedazó a Rahab y atravesó a ese monstruo marino?</w:t>
       </w:r>
     </w:p>
     <w:p>
@@ -21804,7 +21804,7 @@
         <w:rPr>
           <w:lang w:val="es_ES" w:bidi="es_ES"/>
         </w:rPr>
-        <w:t xml:space="preserve"> Dice el Señor:—Yo, sí, yo soy quien te consuela. ¿Por qué temes a los simples mortales que mueren, a los seres humanos que se marchitan como la hierba?</w:t>
+        <w:t xml:space="preserve"> Dice el Señor: —Yo, sí, yo soy quien te consuela. ¿Por qué temes a los simples mortales que mueren, a los seres humanos que se marchitan como la hierba?</w:t>
       </w:r>
     </w:p>
     <w:p>
@@ -21888,7 +21888,7 @@
         <w:rPr>
           <w:lang w:val="es_ES" w:bidi="es_ES"/>
         </w:rPr>
-        <w:t xml:space="preserve"> He puesto mis palabras en tu boca y te he cubierto con la sombra de mi mano. Yo establecí los cielos y puse los cimientos de la tierra. Yo digo a Sion: "Tú eres mi pueblo".</w:t>
+        <w:t xml:space="preserve"> He puesto mis palabras en tu boca y te he cubierto con la sombra de mi mano. Yo establecí los cielos y puse los cimientos de la tierra. Yo digo a Sion: “Tú eres mi pueblo”.</w:t>
       </w:r>
     </w:p>
     <w:p>
@@ -22014,7 +22014,7 @@
         <w:rPr>
           <w:lang w:val="es_ES" w:bidi="es_ES"/>
         </w:rPr>
-        <w:t xml:space="preserve"> Esto dice el Señor tu Dios, el mismo que defiende a su pueblo:—Ya no volveré a tratarte con ira ni a castigarte con severidad. Todo eso se ha terminado.</w:t>
+        <w:t xml:space="preserve"> Esto dice el Señor tu Dios, el mismo que defiende a su pueblo: —Ya no volveré a tratarte con ira ni a castigarte con severidad. Todo eso se ha terminado.</w:t>
       </w:r>
     </w:p>
     <w:p>
@@ -22114,7 +22114,7 @@
         <w:rPr>
           <w:lang w:val="es_ES" w:bidi="es_ES"/>
         </w:rPr>
-        <w:t xml:space="preserve"> El Señor dice:—Fuiste vendida por nada, y sin dinero serás redimida.</w:t>
+        <w:t xml:space="preserve"> El Señor dice: —Fuiste vendida por nada, y sin dinero serás redimida.</w:t>
       </w:r>
     </w:p>
     <w:p>
@@ -22177,7 +22177,7 @@
         <w:rPr>
           <w:lang w:val="es_ES" w:bidi="es_ES"/>
         </w:rPr>
-        <w:t xml:space="preserve"> Pero llegará el día en que mi pueblo me conocerá y sabrá quién es el que les dice: "¡Aquí estoy!".</w:t>
+        <w:t xml:space="preserve"> Pero llegará el día en que mi pueblo me conocerá y sabrá quién es el que les dice: "¡Aquí estoy!”.</w:t>
       </w:r>
     </w:p>
     <w:p>
@@ -22339,7 +22339,7 @@
           <w:vertAlign w:val="superscript"/>
           <w:lang w:val="es_ES" w:bidi="es_ES"/>
         </w:rPr>
-        <w:t>15</w:t>
+        <w:t>14-15</w:t>
       </w:r>
       <w:r>
         <w:rPr>
@@ -22586,7 +22586,7 @@
           <w:vertAlign w:val="superscript"/>
           <w:lang w:val="es_ES" w:bidi="es_ES"/>
         </w:rPr>
-        <w:t>12</w:t>
+        <w:t>11-12</w:t>
       </w:r>
       <w:r>
         <w:rPr>
@@ -22629,7 +22629,7 @@
         <w:rPr>
           <w:lang w:val="es_ES" w:bidi="es_ES"/>
         </w:rPr>
-        <w:t xml:space="preserve"> El Señor dice:—¡Canta, mujer estéril que nunca dio a luz! ¡Prorrumpe en cantos de alegría, Jerusalén, porque la abandonada tendrá más hijos que la que tiene esposo!</w:t>
+        <w:t xml:space="preserve"> El Señor dice: —¡Canta, mujer estéril que nunca dio a luz! ¡Prorrumpe en cantos de alegría, Jerusalén, porque la abandonada tendrá más hijos que la que tiene esposo!</w:t>
       </w:r>
     </w:p>
     <w:p>
@@ -22650,7 +22650,7 @@
         <w:rPr>
           <w:lang w:val="es_ES" w:bidi="es_ES"/>
         </w:rPr>
-        <w:t xml:space="preserve"> ¡Amplía tu vivienda, construye más habitaciones. No pongas límites.</w:t>
+        <w:t xml:space="preserve"> ¡Amplía tu vivienda, construye más habitaciones! No pongas límites.</w:t>
       </w:r>
     </w:p>
     <w:p>
@@ -22671,7 +22671,7 @@
         <w:rPr>
           <w:lang w:val="es_ES" w:bidi="es_ES"/>
         </w:rPr>
-        <w:t xml:space="preserve"> Pronto te faltará espacio. Tus descendientes conquistarán las ciudades que quedaron abandonadas durante el exilio.</w:t>
+        <w:t xml:space="preserve"> Pronto te faltará espacio. Tus descendientes habitarán las ciudades que quedaron abandonadas durante el exilio.</w:t>
       </w:r>
     </w:p>
     <w:p>
@@ -22776,7 +22776,7 @@
         <w:rPr>
           <w:lang w:val="es_ES" w:bidi="es_ES"/>
         </w:rPr>
-        <w:t xml:space="preserve"> En un momento de ira te oculté mi rostro, pero con amor eterno tendré compasión de ti.Lo dice el Señor, tu Redentor.</w:t>
+        <w:t xml:space="preserve"> En un momento de ira te oculté mi rostro, pero con amor eterno tendré compasión de ti. Lo dice el Señor, tu Redentor.</w:t>
       </w:r>
     </w:p>
     <w:p>
@@ -23002,7 +23002,7 @@
         <w:rPr>
           <w:lang w:val="es_ES" w:bidi="es_ES"/>
         </w:rPr>
-        <w:t xml:space="preserve"> Dice el Señor:—Los que tienen sed, vengan a las aguas. El que no tenga dinero, venga de todos modos, compre y coma. Vengan, compren vino y leche sin dinero y sin costo alguno.</w:t>
+        <w:t xml:space="preserve"> Dice el Señor: —Los que tienen sed, vengan a las aguas. El que no tenga dinero, venga de todos modos, compre y coma. Vengan, compren vino y leche sin dinero y sin costo alguno.</w:t>
       </w:r>
     </w:p>
     <w:p>
@@ -23149,7 +23149,7 @@
         <w:rPr>
           <w:lang w:val="es_ES" w:bidi="es_ES"/>
         </w:rPr>
-        <w:t xml:space="preserve"> Dice el Señor:—Mis pensamientos no son como los de ustedes, ni mis caminos son como los de ustedes.</w:t>
+        <w:t xml:space="preserve"> Dice el Señor: —Mis pensamientos no son como los de ustedes, ni mis caminos son como los de ustedes.</w:t>
       </w:r>
     </w:p>
     <w:p>
@@ -23291,7 +23291,7 @@
         <w:rPr>
           <w:lang w:val="es_ES" w:bidi="es_ES"/>
         </w:rPr>
-        <w:t xml:space="preserve"> Dice el Señor:—Practiquen la justicia y hagan lo que es correcto, porque mi salvación está cerca y pronto revelaré mi justicia.</w:t>
+        <w:t xml:space="preserve"> Dice el Señor: —Practiquen la justicia y hagan lo que es correcto, porque mi salvación está cerca y pronto revelaré mi justicia.</w:t>
       </w:r>
     </w:p>
     <w:p>
@@ -23312,7 +23312,7 @@
         <w:rPr>
           <w:lang w:val="es_ES" w:bidi="es_ES"/>
         </w:rPr>
-        <w:t xml:space="preserve"> Feliz el que hace esto y se mantiene firme en ello. Feliz el que respeta el sábado sin profanarlo y se abstiene de hacer el mal.</w:t>
+        <w:t xml:space="preserve"> Feliz el que hace esto y se mantiene firme en ello. Feliz el que respeta el día de reposo sin profanarlo y se abstiene de hacer el mal.</w:t>
       </w:r>
     </w:p>
     <w:p>
@@ -23333,7 +23333,7 @@
         <w:rPr>
           <w:lang w:val="es_ES" w:bidi="es_ES"/>
         </w:rPr>
-        <w:t xml:space="preserve"> Ningún extranjero que se haya unido al Señor debe decir:—El Señor me excluirá de su pueblo. Tampoco debe decir el eunuco: —Soy solo un árbol seco.</w:t>
+        <w:t xml:space="preserve"> Ningún extranjero que se haya unido al Señor debe decir: —El Señor me excluirá de su pueblo. Tampoco debe decir el eunuco: —Soy solo un árbol seco.</w:t>
       </w:r>
     </w:p>
     <w:p>
@@ -23354,7 +23354,7 @@
         <w:rPr>
           <w:lang w:val="es_ES" w:bidi="es_ES"/>
         </w:rPr>
-        <w:t xml:space="preserve"> El Señor dice:—A los eunucos que respetan mis sábados, me son fieles y obedecen mis mandatos, les digo lo siguiente.</w:t>
+        <w:t xml:space="preserve"> El Señor dice: —A los eunucos que respetan mis días de reposo, me son fieles y obedecen mis mandatos, les digo lo siguiente.</w:t>
       </w:r>
     </w:p>
     <w:p>
@@ -23396,7 +23396,7 @@
         <w:rPr>
           <w:lang w:val="es_ES" w:bidi="es_ES"/>
         </w:rPr>
-        <w:t xml:space="preserve"> Hay extranjeros que se unen al pueblo del Señor, le sirven, aman su nombre, son sus siervos, no profanan el sábado y siguen firmes en su pacto. A ellos</w:t>
+        <w:t xml:space="preserve"> Hay extranjeros que se unen al pueblo del Señor, le sirven, aman su nombre, son sus siervos, no profanan el día de reposo y siguen firmes en su pacto. A ellos</w:t>
       </w:r>
     </w:p>
     <w:p>
@@ -23438,7 +23438,7 @@
         <w:rPr>
           <w:lang w:val="es_ES" w:bidi="es_ES"/>
         </w:rPr>
-        <w:t xml:space="preserve"> El Señor, que reúne a los desterrados de Israel, dice:—Reuniré a otros además de los que ya he reunido.</w:t>
+        <w:t xml:space="preserve"> El Señor, que reúne a los desterrados de Israel, dice: —Reuniré a otros además de los que ya he reunido.</w:t>
       </w:r>
     </w:p>
     <w:p>
@@ -23522,7 +23522,7 @@
         <w:rPr>
           <w:lang w:val="es_ES" w:bidi="es_ES"/>
         </w:rPr>
-        <w:t xml:space="preserve"> Gritan todos:—¡Vengan, consigamos vino y emborrachémonos con cerveza! ¡Mañana será como hoy, o todavía mejor!</w:t>
+        <w:t xml:space="preserve"> Gritan todos: —¡Vengan, consigamos vino y emborrachémonos con cerveza! ¡Mañana será como hoy, o todavía mejor!</w:t>
       </w:r>
     </w:p>
     <w:p>
@@ -23601,7 +23601,7 @@
         <w:rPr>
           <w:lang w:val="es_ES" w:bidi="es_ES"/>
         </w:rPr>
-        <w:t xml:space="preserve"> Dice el Señor:—Pero ustedes, ¡acérquense, hijos de hechicera, descendientes de adúltero y prostituta!</w:t>
+        <w:t xml:space="preserve"> Dice el Señor: —Pero ustedes, ¡acérquense, hijos de hechicera, descendientes de adúltero y prostituta!</w:t>
       </w:r>
     </w:p>
     <w:p>
@@ -23748,7 +23748,7 @@
         <w:rPr>
           <w:lang w:val="es_ES" w:bidi="es_ES"/>
         </w:rPr>
-        <w:t xml:space="preserve"> Te cansaste con tanto ir y venir, pero nunca dijiste: "Ya no puedo más". Encontraste nuevas fuerzas y por eso no te debilitaste.</w:t>
+        <w:t xml:space="preserve"> Te cansaste con tanto ir y venir, pero nunca dijiste: “Ya no puedo más”. Encontraste nuevas fuerzas y por eso no te debilitaste.</w:t>
       </w:r>
     </w:p>
     <w:p>
@@ -23853,7 +23853,7 @@
         <w:rPr>
           <w:lang w:val="es_ES" w:bidi="es_ES"/>
         </w:rPr>
-        <w:t xml:space="preserve"> El alto y excelso, el que vive para siempre, aquel cuyo nombre es santo, dice así:—Yo habito en un lugar santo y sublime, pero también estoy con los pobres y afligidos. Yo les doy ánimo y aliento.</w:t>
+        <w:t xml:space="preserve"> El alto y excelso, el que vive para siempre, aquel cuyo nombre es santo, dice así: —Yo habito en un lugar santo y sublime, pero también estoy con los pobres y afligidos. Yo les doy ánimo y aliento.</w:t>
       </w:r>
     </w:p>
     <w:p>
@@ -23937,7 +23937,7 @@
         <w:rPr>
           <w:lang w:val="es_ES" w:bidi="es_ES"/>
         </w:rPr>
-        <w:t xml:space="preserve"> les haré cantar esta alabanza: "¡Paz, paz para los que están lejos y para los que están cerca!". Yo los sanaré.</w:t>
+        <w:t xml:space="preserve"> les haré cantar esta alabanza: "¡Paz, paz para los que están lejos y para los que están cerca!”. Yo los sanaré.</w:t>
       </w:r>
     </w:p>
     <w:p>
@@ -24016,7 +24016,7 @@
         <w:rPr>
           <w:lang w:val="es_ES" w:bidi="es_ES"/>
         </w:rPr>
-        <w:t xml:space="preserve"> Dice el Señor:—Grita con todas tus fuerzas, alza tu voz como trompeta. No te contengas. Denuncia a mi pueblo su rebelión y a los descendientes de Jacob sus pecados.</w:t>
+        <w:t xml:space="preserve"> Dice el Señor: —Grita con todas tus fuerzas, alza tu voz como trompeta. No te contengas. Denuncia a mi pueblo su rebelión y a los descendientes de Jacob sus pecados.</w:t>
       </w:r>
     </w:p>
     <w:p>
@@ -24058,7 +24058,7 @@
         <w:rPr>
           <w:lang w:val="es_ES" w:bidi="es_ES"/>
         </w:rPr>
-        <w:t xml:space="preserve"> Incluso dicen: "¿Por qué ayunamos si no lo notas? ¿Por qué nos humillamos si no te fijas?". »Pero miren, el día que ayunan hacen lo que quieren y explotan a sus trabajadores.</w:t>
+        <w:t xml:space="preserve"> Incluso dicen: "¿Por qué ayunamos si no lo notas? ¿Por qué nos humillamos si no te fijas?”. »Pero miren, el día que ayunan hacen lo que quieren y explotan a sus trabajadores.</w:t>
       </w:r>
     </w:p>
     <w:p>
@@ -24184,7 +24184,7 @@
         <w:rPr>
           <w:lang w:val="es_ES" w:bidi="es_ES"/>
         </w:rPr>
-        <w:t xml:space="preserve"> Entonces clamarás, y el Señor responderá; pedirás ayuda, y él dirá: "Aquí estoy". Quita de en medio de ti el yugo de opresión, el dedo acusador y la palabra maligna.</w:t>
+        <w:t xml:space="preserve"> Entonces clamarás, y el Señor responderá; pedirás ayuda, y él dirá: “Aquí estoy”. Quita de en medio de ti el yugo de opresión, el dedo acusador y la palabra maligna.</w:t>
       </w:r>
     </w:p>
     <w:p>
@@ -24268,7 +24268,7 @@
         <w:rPr>
           <w:lang w:val="es_ES" w:bidi="es_ES"/>
         </w:rPr>
-        <w:t xml:space="preserve"> »Respeta el sábado y no hagas negocios en mi día sagrado. Llama delicia al sábado y considera digno de honra el día santo del Señor. Hónralo y no te dediques a tus propios asuntos, a buscar tu propio placer y a hablar de cosas inútiles.</w:t>
+        <w:t xml:space="preserve"> »Respeta el día de reposo y no hagas negocios en mi día sagrado. Llama delicia al día de reposo y considera digno de honra el día santo del Señor. Hónralo y no te dediques a tus propios asuntos, a buscar tu propio placer y a hablar de cosas inútiles.</w:t>
       </w:r>
     </w:p>
     <w:p>
@@ -24746,7 +24746,7 @@
         <w:rPr>
           <w:lang w:val="es_ES" w:bidi="es_ES"/>
         </w:rPr>
-        <w:t xml:space="preserve"> El Señor dice:—Este es el pacto que hago con ustedes. Mi Espíritu que está sobre ustedes y mis palabras que he puesto en su boca no se apartarán de ustedes, ni de sus hijos, ni de los hijos de sus hijos, desde ahora y para siempre.</w:t>
+        <w:t xml:space="preserve"> El Señor dice: —Este es el pacto que hago con ustedes. Mi Espíritu que está sobre ustedes y mis palabras que he puesto en su boca no se apartarán de ustedes, ni de sus hijos, ni de los hijos de sus hijos, desde ahora y para siempre.</w:t>
       </w:r>
     </w:p>
     <w:p>
@@ -24909,7 +24909,7 @@
         <w:rPr>
           <w:lang w:val="es_ES" w:bidi="es_ES"/>
         </w:rPr>
-        <w:t xml:space="preserve"> Todos los rebaños de Cedar se reunirán para ti; los carneros de Nebayot estarán a tu servicio.Dice el Señor:—Serán aceptados como ofrendas en mi altar, y aumentaré la belleza de mi glorioso templo.</w:t>
+        <w:t xml:space="preserve"> Todos los rebaños de Cedar se reunirán para ti; los carneros de Nebayot estarán a tu servicio. Dice el Señor: —Serán aceptados como ofrendas en mi altar, y aumentaré la belleza de mi glorioso templo.</w:t>
       </w:r>
     </w:p>
     <w:p>
@@ -25098,7 +25098,7 @@
         <w:rPr>
           <w:lang w:val="es_ES" w:bidi="es_ES"/>
         </w:rPr>
-        <w:t xml:space="preserve"> Beberás la leche de las naciones y serás amamantado por los reyes. Entonces sabrás que yo, el Señor, soy tu Salvador y Redentor, el Poderoso de Israel.</w:t>
+        <w:t xml:space="preserve"> Beberás la leche de las naciones y serás amamantada por los reyes. Entonces sabrás que yo, el Señor, soy tu Salvador y Redentor, el Poderoso de Israel.</w:t>
       </w:r>
     </w:p>
     <w:p>
@@ -25571,7 +25571,7 @@
         <w:rPr>
           <w:lang w:val="es_ES" w:bidi="es_ES"/>
         </w:rPr>
-        <w:t xml:space="preserve"> Nunca más te llamarán «La Abandonada» ni a tu tierra «La Desolada». Te llamarán «Mi Deleite» y a tu tierra «La Desposada», porque el Señor se deleita en ti y tu tierra será desposada.</w:t>
+        <w:t xml:space="preserve"> Nunca más te llamarán “La Abandonada” ni a tu tierra “La Desolada”. Te llamarán “Mi Deleite” y a tu tierra “La Desposada”, porque el Señor se deleita en ti y tu tierra será desposada.</w:t>
       </w:r>
     </w:p>
     <w:p>
@@ -25655,7 +25655,7 @@
         <w:rPr>
           <w:lang w:val="es_ES" w:bidi="es_ES"/>
         </w:rPr>
-        <w:t xml:space="preserve"> El Señor ha jurado con mano derecha:—Nunca más entregaré tu grano para que lo coman tus enemigos, ni los extranjeros beberán el vino que tanto te costó producir.</w:t>
+        <w:t xml:space="preserve"> El Señor ha jurado con mano derecha: —Nunca más entregaré tu grano para que lo coman tus enemigos, ni los extranjeros beberán el vino que tanto te costó producir.</w:t>
       </w:r>
     </w:p>
     <w:p>
@@ -25718,7 +25718,7 @@
         <w:rPr>
           <w:lang w:val="es_ES" w:bidi="es_ES"/>
         </w:rPr>
-        <w:t xml:space="preserve"> Miren, el Señor ha proclamado hasta los confines de la tierra:—Digan a la hija de Sion: "Tu salvador viene. Trae consigo su recompensa y su paga lo acompaña".</w:t>
+        <w:t xml:space="preserve"> Miren, el Señor ha proclamado hasta los confines de la tierra: —Digan a la hija de Sion: “Tu salvador viene. Trae consigo su recompensa y su paga lo acompaña”.</w:t>
       </w:r>
     </w:p>
     <w:p>
@@ -25739,7 +25739,7 @@
         <w:rPr>
           <w:lang w:val="es_ES" w:bidi="es_ES"/>
         </w:rPr>
-        <w:t xml:space="preserve"> Ustedes serán llamados «Pueblo santo», «Redimidos del Señor». Y Jerusalén será llamada «Ciudad deseada», «Ciudad no abandonada».</w:t>
+        <w:t xml:space="preserve"> Ustedes serán llamados “Pueblo santo”, “Redimidos del Señor”. Y Jerusalén será llamada “Ciudad deseada”, “Ciudad no abandonada”.</w:t>
       </w:r>
     </w:p>
     <w:p>
@@ -25776,7 +25776,7 @@
         <w:rPr>
           <w:lang w:val="es_ES" w:bidi="es_ES"/>
         </w:rPr>
-        <w:t xml:space="preserve"> ¿Quién es este que viene de Edom, de Bosra, con vestiduras de color rojo intenso? ¿Quién es este vestido con esplendor, que avanza con gran fuerza?—Soy yo, que hablo con justicia, poderoso para salvar.</w:t>
+        <w:t xml:space="preserve"> ¿Quién es este que viene de Edom, de Bosra, con vestiduras de color rojo intenso? ¿Quién es este vestido con esplendor, que avanza con gran fuerza? —Soy yo, que hablo con justicia, poderoso para salvar.</w:t>
       </w:r>
     </w:p>
     <w:p>
@@ -25923,7 +25923,7 @@
         <w:rPr>
           <w:lang w:val="es_ES" w:bidi="es_ES"/>
         </w:rPr>
-        <w:t xml:space="preserve"> Él dijo:—Sin duda ellos son mi pueblo, hijos que no me traicionarán. Y él se convirtió en su Salvador.</w:t>
+        <w:t xml:space="preserve"> Él dijo: —Sin duda ellos son mi pueblo, hijos que no me traicionarán. Y él se convirtió en su Salvador.</w:t>
       </w:r>
     </w:p>
     <w:p>
@@ -26459,7 +26459,7 @@
         <w:rPr>
           <w:lang w:val="es_ES" w:bidi="es_ES"/>
         </w:rPr>
-        <w:t xml:space="preserve"> Dice el Señor:—Gente que nunca antes preguntó por mí ahora me busca. Naciones que nunca antes me buscaron ahora me encuentran. A un pueblo que no invocaba mi nombre le dije: "Aquí estoy, aquí estoy".</w:t>
+        <w:t xml:space="preserve"> Dice el Señor: —Gente que nunca antes preguntó por mí ahora me busca. Naciones que nunca antes me buscaron ahora me encuentran. A un pueblo que no invocaba mi nombre le dije: “Aquí estoy, aquí estoy”.</w:t>
       </w:r>
     </w:p>
     <w:p>
@@ -26543,7 +26543,7 @@
         <w:rPr>
           <w:lang w:val="es_ES" w:bidi="es_ES"/>
         </w:rPr>
-        <w:t xml:space="preserve"> Pero se dicen unos a otros: "¡No te me acerques, porque me contaminas! Yo soy más santo que tú". Se me hace insoportable, me produce una ira sin remedio.</w:t>
+        <w:t xml:space="preserve"> Pero se dicen unos a otros: "¡No te me acerques, porque me contaminas! Yo soy más santo que tú”. Se me hace insoportable, me produce una ira sin remedio.</w:t>
       </w:r>
     </w:p>
     <w:p>
@@ -26606,7 +26606,7 @@
         <w:rPr>
           <w:lang w:val="es_ES" w:bidi="es_ES"/>
         </w:rPr>
-        <w:t xml:space="preserve"> Así dice el Señor:—Así como en un racimo de uvas hay algunas buenas y alguien dice: "¡No lo destruyas todo! Hay uvas buenas ahí", así también yo no destruiré a todo Israel.</w:t>
+        <w:t xml:space="preserve"> Así dice el Señor: —Así como en un racimo de uvas hay algunas buenas y alguien dice: "¡No lo destruyas todo! Hay uvas buenas ahí”, así también yo no destruiré a todo Israel.</w:t>
       </w:r>
     </w:p>
     <w:p>
@@ -26711,7 +26711,7 @@
         <w:rPr>
           <w:lang w:val="es_ES" w:bidi="es_ES"/>
         </w:rPr>
-        <w:t xml:space="preserve"> Por eso, así dice el Señor Dios:—Mis siervos comerán, pero ustedes pasarán hambre. Mis siervos beberán, pero ustedes tendrán sed. Mis siervos se alegrarán, pero ustedes serán avergonzados.</w:t>
+        <w:t xml:space="preserve"> Por eso, así dice el Señor Dios: —Mis siervos comerán, pero ustedes pasarán hambre. Mis siervos beberán, pero ustedes tendrán sed. Mis siervos se alegrarán, pero ustedes serán avergonzados.</w:t>
       </w:r>
     </w:p>
     <w:p>
@@ -26873,7 +26873,7 @@
           <w:vertAlign w:val="superscript"/>
           <w:lang w:val="es_ES" w:bidi="es_ES"/>
         </w:rPr>
-        <w:t>22</w:t>
+        <w:t>21-22</w:t>
       </w:r>
       <w:r>
         <w:rPr>
@@ -26942,7 +26942,7 @@
         <w:rPr>
           <w:lang w:val="es_ES" w:bidi="es_ES"/>
         </w:rPr>
-        <w:t xml:space="preserve"> El lobo y el cordero comerán juntos; el león se alimentará de paja como el buey, y la serpiente comerá polvo. No habrá quien cause daño ni destrucción en todo mi monte sagrado.Lo dice el Señor.</w:t>
+        <w:t xml:space="preserve"> El lobo y el cordero comerán juntos; el león se alimentará de paja como el buey, y la serpiente comerá polvo. No habrá quien cause daño ni destrucción en todo mi monte sagrado. Lo dice el Señor.</w:t>
       </w:r>
     </w:p>
     <w:p>
@@ -26979,7 +26979,7 @@
         <w:rPr>
           <w:lang w:val="es_ES" w:bidi="es_ES"/>
         </w:rPr>
-        <w:t xml:space="preserve"> Esto dice el Señor:—El cielo es mi trono y la tierra es el estrado de mis pies. ¿Qué clase de templo pueden construirme?</w:t>
+        <w:t xml:space="preserve"> Esto dice el Señor: —El cielo es mi trono y la tierra es el estrado de mis pies. ¿Qué clase de templo pueden construirme?</w:t>
       </w:r>
     </w:p>
     <w:p>
@@ -27063,7 +27063,7 @@
         <w:rPr>
           <w:lang w:val="es_ES" w:bidi="es_ES"/>
         </w:rPr>
-        <w:t xml:space="preserve"> Escuchen lo que dice del Señor, ustedes que tiemblan ante su palabra:—Sus propios hermanos que los odian y los rechazan por causa de mi nombre dicen: "Que el Señor sea glorificado, para que veamos su alegría". Pero ellos serán avergonzados.</w:t>
+        <w:t xml:space="preserve"> Escuchen lo que dice del Señor, ustedes que tiemblan ante su palabra: —Sus propios hermanos que los odian y los rechazan por causa de mi nombre dicen: “Que el Señor sea glorificado, para que veamos su alegría”. Pero ellos serán avergonzados.</w:t>
       </w:r>
     </w:p>
     <w:p>
@@ -27099,7 +27099,7 @@
           <w:vertAlign w:val="superscript"/>
           <w:lang w:val="es_ES" w:bidi="es_ES"/>
         </w:rPr>
-        <w:t>8</w:t>
+        <w:t>7-8</w:t>
       </w:r>
       <w:r>
         <w:rPr>
@@ -27189,7 +27189,7 @@
         <w:rPr>
           <w:lang w:val="es_ES" w:bidi="es_ES"/>
         </w:rPr>
-        <w:t xml:space="preserve"> El Señor dice:—Miren, extenderé la paz sobre ella como un río, y la riqueza de las naciones como un torrente desbordado. Ustedes serán amamantados, llevados en brazos y mecidos sobre las rodillas.</w:t>
+        <w:t xml:space="preserve"> El Señor dice: —Miren, extenderé la paz sobre ella como un río, y la riqueza de las naciones como un torrente desbordado. Ustedes serán amamantados, llevados en brazos y mecidos sobre las rodillas.</w:t>
       </w:r>
     </w:p>
     <w:p>
@@ -27294,7 +27294,7 @@
         <w:rPr>
           <w:lang w:val="es_ES" w:bidi="es_ES"/>
         </w:rPr>
-        <w:t xml:space="preserve"> Dice el Señor:—Los que se consagran y se purifican para entrar en los jardines, los que comen carne de cerdo, animales detestables y ratones, todos ellos perecerán juntos.</w:t>
+        <w:t xml:space="preserve"> Dice el Señor: —Los que se consagran y se purifican para entrar en los jardines, los que comen carne de cerdo, animales detestables y ratones, todos ellos perecerán juntos.</w:t>
       </w:r>
     </w:p>
     <w:p>
@@ -27420,7 +27420,7 @@
         <w:rPr>
           <w:lang w:val="es_ES" w:bidi="es_ES"/>
         </w:rPr>
-        <w:t xml:space="preserve"> Toda la humanidad vendrá a adorarme cada sábado y cada luna nueva.</w:t>
+        <w:t xml:space="preserve"> Toda la humanidad vendrá a adorarme cada día de reposo y cada luna nueva.</w:t>
       </w:r>
     </w:p>
     <w:p>
